--- a/fuentes/CF2_63340072_DU.docx
+++ b/fuentes/CF2_63340072_DU.docx
@@ -508,7 +508,19 @@
           <w:szCs w:val="28"/>
           <w14:ligatures w14:val="none"/>
         </w:rPr>
-        <w:t>Julio</w:t>
+        <w:t>Agost</w:t>
+      </w:r>
+      <w:r>
+        <w:rPr>
+          <w:rFonts w:cstheme="minorHAnsi"/>
+          <w:b/>
+          <w:bCs/>
+          <w:color w:val="000000" w:themeColor="text1"/>
+          <w:kern w:val="0"/>
+          <w:szCs w:val="28"/>
+          <w14:ligatures w14:val="none"/>
+        </w:rPr>
+        <w:t>o</w:t>
       </w:r>
       <w:r>
         <w:rPr>
@@ -579,6 +591,9 @@
               <w:numId w:val="0"/>
             </w:numPr>
             <w:ind w:left="709"/>
+            <w:rPr>
+              <w:noProof/>
+            </w:rPr>
           </w:pPr>
           <w:r>
             <w:t>Tabla de c</w:t>
@@ -761,7 +776,7 @@
                 <w:noProof/>
                 <w:webHidden/>
               </w:rPr>
-              <w:t>3</w:t>
+              <w:t>4</w:t>
             </w:r>
             <w:r>
               <w:rPr>
@@ -840,7 +855,7 @@
               <w:rPr>
                 <w:webHidden/>
               </w:rPr>
-              <w:t>3</w:t>
+              <w:t>4</w:t>
             </w:r>
             <w:r>
               <w:rPr>
@@ -918,7 +933,7 @@
               <w:rPr>
                 <w:webHidden/>
               </w:rPr>
-              <w:t>4</w:t>
+              <w:t>5</w:t>
             </w:r>
             <w:r>
               <w:rPr>
@@ -1007,7 +1022,7 @@
                 <w:noProof/>
                 <w:webHidden/>
               </w:rPr>
-              <w:t>7</w:t>
+              <w:t>8</w:t>
             </w:r>
             <w:r>
               <w:rPr>
@@ -1086,7 +1101,7 @@
               <w:rPr>
                 <w:webHidden/>
               </w:rPr>
-              <w:t>8</w:t>
+              <w:t>9</w:t>
             </w:r>
             <w:r>
               <w:rPr>
@@ -1164,7 +1179,7 @@
               <w:rPr>
                 <w:webHidden/>
               </w:rPr>
-              <w:t>9</w:t>
+              <w:t>10</w:t>
             </w:r>
             <w:r>
               <w:rPr>
@@ -1242,7 +1257,7 @@
               <w:rPr>
                 <w:webHidden/>
               </w:rPr>
-              <w:t>11</w:t>
+              <w:t>12</w:t>
             </w:r>
             <w:r>
               <w:rPr>
@@ -1331,7 +1346,7 @@
                 <w:noProof/>
                 <w:webHidden/>
               </w:rPr>
-              <w:t>13</w:t>
+              <w:t>14</w:t>
             </w:r>
             <w:r>
               <w:rPr>
@@ -1410,7 +1425,7 @@
               <w:rPr>
                 <w:webHidden/>
               </w:rPr>
-              <w:t>13</w:t>
+              <w:t>14</w:t>
             </w:r>
             <w:r>
               <w:rPr>
@@ -1508,7 +1523,7 @@
                 <w:noProof/>
                 <w:webHidden/>
               </w:rPr>
-              <w:t>16</w:t>
+              <w:t>17</w:t>
             </w:r>
             <w:r>
               <w:rPr>
@@ -1598,7 +1613,7 @@
                 <w:noProof/>
                 <w:webHidden/>
               </w:rPr>
-              <w:t>23</w:t>
+              <w:t>24</w:t>
             </w:r>
             <w:r>
               <w:rPr>
@@ -1677,7 +1692,7 @@
               <w:rPr>
                 <w:webHidden/>
               </w:rPr>
-              <w:t>24</w:t>
+              <w:t>25</w:t>
             </w:r>
             <w:r>
               <w:rPr>
@@ -1755,7 +1770,7 @@
               <w:rPr>
                 <w:webHidden/>
               </w:rPr>
-              <w:t>25</w:t>
+              <w:t>26</w:t>
             </w:r>
             <w:r>
               <w:rPr>
@@ -1844,7 +1859,7 @@
                 <w:noProof/>
                 <w:webHidden/>
               </w:rPr>
-              <w:t>27</w:t>
+              <w:t>28</w:t>
             </w:r>
             <w:r>
               <w:rPr>
@@ -1923,7 +1938,7 @@
               <w:rPr>
                 <w:webHidden/>
               </w:rPr>
-              <w:t>28</w:t>
+              <w:t>29</w:t>
             </w:r>
             <w:r>
               <w:rPr>
@@ -2001,7 +2016,7 @@
               <w:rPr>
                 <w:webHidden/>
               </w:rPr>
-              <w:t>29</w:t>
+              <w:t>30</w:t>
             </w:r>
             <w:r>
               <w:rPr>
@@ -2079,7 +2094,7 @@
               <w:rPr>
                 <w:webHidden/>
               </w:rPr>
-              <w:t>31</w:t>
+              <w:t>32</w:t>
             </w:r>
             <w:r>
               <w:rPr>
@@ -2157,7 +2172,7 @@
               <w:rPr>
                 <w:webHidden/>
               </w:rPr>
-              <w:t>32</w:t>
+              <w:t>33</w:t>
             </w:r>
             <w:r>
               <w:rPr>
@@ -2243,7 +2258,7 @@
               <w:rPr>
                 <w:webHidden/>
               </w:rPr>
-              <w:t>34</w:t>
+              <w:t>35</w:t>
             </w:r>
             <w:r>
               <w:rPr>
@@ -2321,7 +2336,7 @@
               <w:rPr>
                 <w:webHidden/>
               </w:rPr>
-              <w:t>35</w:t>
+              <w:t>36</w:t>
             </w:r>
             <w:r>
               <w:rPr>
@@ -2399,7 +2414,7 @@
               <w:rPr>
                 <w:webHidden/>
               </w:rPr>
-              <w:t>37</w:t>
+              <w:t>38</w:t>
             </w:r>
             <w:r>
               <w:rPr>
@@ -2488,7 +2503,7 @@
                 <w:noProof/>
                 <w:webHidden/>
               </w:rPr>
-              <w:t>39</w:t>
+              <w:t>40</w:t>
             </w:r>
             <w:r>
               <w:rPr>
@@ -2567,7 +2582,7 @@
               <w:rPr>
                 <w:webHidden/>
               </w:rPr>
-              <w:t>39</w:t>
+              <w:t>40</w:t>
             </w:r>
             <w:r>
               <w:rPr>
@@ -2638,7 +2653,7 @@
                 <w:noProof/>
                 <w:webHidden/>
               </w:rPr>
-              <w:t>41</w:t>
+              <w:t>42</w:t>
             </w:r>
             <w:r>
               <w:rPr>
@@ -2710,7 +2725,7 @@
                 <w:noProof/>
                 <w:webHidden/>
               </w:rPr>
-              <w:t>42</w:t>
+              <w:t>43</w:t>
             </w:r>
             <w:r>
               <w:rPr>
@@ -2782,7 +2797,7 @@
                 <w:noProof/>
                 <w:webHidden/>
               </w:rPr>
-              <w:t>43</w:t>
+              <w:t>44</w:t>
             </w:r>
             <w:r>
               <w:rPr>
@@ -2854,7 +2869,7 @@
                 <w:noProof/>
                 <w:webHidden/>
               </w:rPr>
-              <w:t>45</w:t>
+              <w:t>46</w:t>
             </w:r>
             <w:r>
               <w:rPr>
@@ -2926,7 +2941,7 @@
                 <w:noProof/>
                 <w:webHidden/>
               </w:rPr>
-              <w:t>47</w:t>
+              <w:t>48</w:t>
             </w:r>
             <w:r>
               <w:rPr>
@@ -3032,8 +3047,113 @@
       <w:pPr>
         <w:pStyle w:val="Video"/>
       </w:pPr>
-    </w:p>
-    <w:p/>
+      <w:r>
+        <w:lastRenderedPageBreak/>
+        <w:t xml:space="preserve">Guía práctica en el procedimiento de </w:t>
+      </w:r>
+      <w:r>
+        <w:rPr>
+          <w:rStyle w:val="Extranjerismo"/>
+        </w:rPr>
+        <w:t>check-in</w:t>
+      </w:r>
+      <w:r>
+        <w:t xml:space="preserve"> - Introducción</w:t>
+      </w:r>
+    </w:p>
+    <w:p>
+      <w:r>
+        <w:fldChar w:fldCharType="begin"/>
+      </w:r>
+      <w:r>
+        <w:instrText xml:space="preserve"> INCLUDEPICTURE "/Users/andreaardila/Library/Group Containers/UBF8T346G9.ms/WebArchiveCopyPasteTempFiles/com.microsoft.Word/Z" \* MERGEFORMATINET </w:instrText>
+      </w:r>
+      <w:r>
+        <w:fldChar w:fldCharType="separate"/>
+      </w:r>
+      <w:r>
+        <w:rPr>
+          <w:noProof/>
+        </w:rPr>
+        <w:drawing>
+          <wp:inline distT="0" distB="0" distL="0" distR="0" wp14:anchorId="41C2EB05" wp14:editId="0E906DA2">
+            <wp:extent cx="5542671" cy="3140306"/>
+            <wp:effectExtent l="0" t="0" r="0" b="0"/>
+            <wp:docPr id="1909270359" name="Imagen 3">
+              <a:extLst xmlns:a="http://schemas.openxmlformats.org/drawingml/2006/main">
+                <a:ext uri="{C183D7F6-B498-43B3-948B-1728B52AA6E4}">
+                  <adec:decorative xmlns:adec="http://schemas.microsoft.com/office/drawing/2017/decorative" val="1"/>
+                </a:ext>
+              </a:extLst>
+            </wp:docPr>
+            <wp:cNvGraphicFramePr>
+              <a:graphicFrameLocks xmlns:a="http://schemas.openxmlformats.org/drawingml/2006/main" noChangeAspect="1"/>
+            </wp:cNvGraphicFramePr>
+            <a:graphic xmlns:a="http://schemas.openxmlformats.org/drawingml/2006/main">
+              <a:graphicData uri="http://schemas.openxmlformats.org/drawingml/2006/picture">
+                <pic:pic xmlns:pic="http://schemas.openxmlformats.org/drawingml/2006/picture">
+                  <pic:nvPicPr>
+                    <pic:cNvPr id="1909270359" name="Imagen 3">
+                      <a:extLst>
+                        <a:ext uri="{C183D7F6-B498-43B3-948B-1728B52AA6E4}">
+                          <adec:decorative xmlns:adec="http://schemas.microsoft.com/office/drawing/2017/decorative" val="1"/>
+                        </a:ext>
+                      </a:extLst>
+                    </pic:cNvPr>
+                    <pic:cNvPicPr>
+                      <a:picLocks noChangeAspect="1" noChangeArrowheads="1"/>
+                    </pic:cNvPicPr>
+                  </pic:nvPicPr>
+                  <pic:blipFill rotWithShape="1">
+                    <a:blip r:embed="rId13">
+                      <a:extLst>
+                        <a:ext uri="{28A0092B-C50C-407E-A947-70E740481C1C}">
+                          <a14:useLocalDpi xmlns:a14="http://schemas.microsoft.com/office/drawing/2010/main" val="0"/>
+                        </a:ext>
+                      </a:extLst>
+                    </a:blip>
+                    <a:srcRect t="12147" b="12301"/>
+                    <a:stretch>
+                      <a:fillRect/>
+                    </a:stretch>
+                  </pic:blipFill>
+                  <pic:spPr bwMode="auto">
+                    <a:xfrm>
+                      <a:off x="0" y="0"/>
+                      <a:ext cx="5549327" cy="3144077"/>
+                    </a:xfrm>
+                    <a:prstGeom prst="rect">
+                      <a:avLst/>
+                    </a:prstGeom>
+                    <a:noFill/>
+                    <a:ln>
+                      <a:noFill/>
+                    </a:ln>
+                    <a:extLst>
+                      <a:ext uri="{53640926-AAD7-44D8-BBD7-CCE9431645EC}">
+                        <a14:shadowObscured xmlns:a14="http://schemas.microsoft.com/office/drawing/2010/main"/>
+                      </a:ext>
+                    </a:extLst>
+                  </pic:spPr>
+                </pic:pic>
+              </a:graphicData>
+            </a:graphic>
+          </wp:inline>
+        </w:drawing>
+      </w:r>
+      <w:r>
+        <w:fldChar w:fldCharType="end"/>
+      </w:r>
+    </w:p>
+    <w:p>
+      <w:pPr>
+        <w:ind w:firstLine="0"/>
+        <w:rPr>
+          <w:b/>
+          <w:bCs/>
+        </w:rPr>
+      </w:pPr>
+    </w:p>
     <w:p>
       <w:pPr>
         <w:jc w:val="center"/>
@@ -3042,22 +3162,16 @@
           <w:bCs/>
         </w:rPr>
       </w:pPr>
-    </w:p>
-    <w:p>
-      <w:pPr>
-        <w:jc w:val="center"/>
-        <w:rPr>
-          <w:b/>
-          <w:bCs/>
-        </w:rPr>
-      </w:pPr>
-      <w:r>
-        <w:rPr>
-          <w:b/>
-          <w:bCs/>
-        </w:rPr>
-        <w:t>Enlace de reproducción del video</w:t>
-      </w:r>
+      <w:hyperlink r:id="rId14" w:history="1">
+        <w:r>
+          <w:rPr>
+            <w:rStyle w:val="Hipervnculo"/>
+            <w:b/>
+            <w:bCs/>
+          </w:rPr>
+          <w:t>Enlace de reproducción del video</w:t>
+        </w:r>
+      </w:hyperlink>
     </w:p>
     <w:p>
       <w:pPr>
@@ -3101,6 +3215,28 @@
               </w:rPr>
               <w:t xml:space="preserve">Síntesis del video: </w:t>
             </w:r>
+            <w:r>
+              <w:rPr>
+                <w:b/>
+                <w:bCs/>
+              </w:rPr>
+              <w:t xml:space="preserve">Guía práctica en el procedimiento de </w:t>
+            </w:r>
+            <w:r>
+              <w:rPr>
+                <w:rStyle w:val="Extranjerismo"/>
+                <w:b/>
+                <w:bCs/>
+              </w:rPr>
+              <w:t>check-in</w:t>
+            </w:r>
+            <w:r>
+              <w:rPr>
+                <w:b/>
+                <w:bCs/>
+              </w:rPr>
+              <w:t xml:space="preserve"> - Introducción</w:t>
+            </w:r>
           </w:p>
         </w:tc>
       </w:tr>
@@ -3109,8 +3245,77 @@
           <w:tcPr>
             <w:tcW w:w="9962" w:type="dxa"/>
           </w:tcPr>
-          <w:p/>
-          <w:p/>
+          <w:p>
+            <w:r>
+              <w:t xml:space="preserve">El proceso de </w:t>
+            </w:r>
+            <w:r>
+              <w:rPr>
+                <w:rStyle w:val="Extranjerismo"/>
+              </w:rPr>
+              <w:t>check</w:t>
+            </w:r>
+            <w:r>
+              <w:rPr>
+                <w:rStyle w:val="Extranjerismo"/>
+                <w:rFonts w:ascii="Cambria Math" w:hAnsi="Cambria Math" w:cs="Cambria Math"/>
+              </w:rPr>
+              <w:t>‑</w:t>
+            </w:r>
+            <w:r>
+              <w:rPr>
+                <w:rStyle w:val="Extranjerismo"/>
+              </w:rPr>
+              <w:t>in</w:t>
+            </w:r>
+            <w:r>
+              <w:t xml:space="preserve"> es el punto de partida para brindar una experiencia satisfactoria al huésped. Este componente presenta una guía clara y estructurada sobre el procedimiento adecuado para el registro, la acomodación y la salida. </w:t>
+            </w:r>
+          </w:p>
+          <w:p>
+            <w:r>
+              <w:t xml:space="preserve">Una bienvenida amable, acompañada de un protocolo de servicio adecuado, es esencial para establecer un ambiente de confianza y confort desde el primer momento. El diligenciamiento de la tarjeta hotelera permite recolectar información </w:t>
+            </w:r>
+            <w:r>
+              <w:lastRenderedPageBreak/>
+              <w:t xml:space="preserve">importante para garantizar el control, la seguridad y una atención personalizada durante la estadía. </w:t>
+            </w:r>
+          </w:p>
+          <w:p>
+            <w:r>
+              <w:t xml:space="preserve">Una vez finalizado el registro, se realiza la entrega de la llave o tarjeta de acceso, junto con la información correspondiente sobre los horarios de entrada, salida y servicios disponibles. </w:t>
+            </w:r>
+          </w:p>
+          <w:p>
+            <w:r>
+              <w:t xml:space="preserve">El procedimiento de </w:t>
+            </w:r>
+            <w:r>
+              <w:rPr>
+                <w:rStyle w:val="Extranjerismo"/>
+              </w:rPr>
+              <w:t>check</w:t>
+            </w:r>
+            <w:r>
+              <w:rPr>
+                <w:rStyle w:val="Extranjerismo"/>
+                <w:rFonts w:ascii="Cambria Math" w:hAnsi="Cambria Math" w:cs="Cambria Math"/>
+              </w:rPr>
+              <w:t>‑</w:t>
+            </w:r>
+            <w:r>
+              <w:rPr>
+                <w:rStyle w:val="Extranjerismo"/>
+              </w:rPr>
+              <w:t>in</w:t>
+            </w:r>
+            <w:r>
+              <w:t xml:space="preserve"> es más que una formalidad; representa el inicio de una experiencia que debe ser eficiente, clara y acogedora. Con esta guía, se adquieren las bases para realizar un registro profesional y orientado al servicio</w:t>
+            </w:r>
+            <w:r>
+              <w:t>.</w:t>
+            </w:r>
+          </w:p>
         </w:tc>
       </w:tr>
     </w:tbl>
@@ -3606,15 +3811,7 @@
           <w:bCs/>
           <w:lang w:val="es-419" w:eastAsia="es-CO"/>
         </w:rPr>
-        <w:t>A</w:t>
-      </w:r>
-      <w:r>
-        <w:rPr>
-          <w:b/>
-          <w:bCs/>
-          <w:lang w:val="es-419" w:eastAsia="es-CO"/>
-        </w:rPr>
-        <w:t>seo facial en hombres</w:t>
+        <w:t>Aseo facial en hombres</w:t>
       </w:r>
     </w:p>
     <w:p>
@@ -3657,15 +3854,7 @@
           <w:bCs/>
           <w:lang w:val="es-419" w:eastAsia="es-CO"/>
         </w:rPr>
-        <w:t>P</w:t>
-      </w:r>
-      <w:r>
-        <w:rPr>
-          <w:b/>
-          <w:bCs/>
-          <w:lang w:val="es-419" w:eastAsia="es-CO"/>
-        </w:rPr>
-        <w:t>erfume o loción</w:t>
+        <w:t>Perfume o loción</w:t>
       </w:r>
     </w:p>
     <w:p>
@@ -3702,15 +3891,7 @@
           <w:bCs/>
           <w:lang w:val="es-419" w:eastAsia="es-CO"/>
         </w:rPr>
-        <w:t>M</w:t>
-      </w:r>
-      <w:r>
-        <w:rPr>
-          <w:b/>
-          <w:bCs/>
-          <w:lang w:val="es-419" w:eastAsia="es-CO"/>
-        </w:rPr>
-        <w:t>anos y uñas</w:t>
+        <w:t>Manos y uñas</w:t>
       </w:r>
     </w:p>
     <w:p>
@@ -3747,15 +3928,7 @@
           <w:bCs/>
           <w:lang w:val="es-419" w:eastAsia="es-CO"/>
         </w:rPr>
-        <w:t>P</w:t>
-      </w:r>
-      <w:r>
-        <w:rPr>
-          <w:b/>
-          <w:bCs/>
-          <w:lang w:val="es-419" w:eastAsia="es-CO"/>
-        </w:rPr>
-        <w:t>ostura y lenguaje corporal (énfasis en la cortesía)</w:t>
+        <w:t>Postura y lenguaje corporal (énfasis en la cortesía)</w:t>
       </w:r>
     </w:p>
     <w:p>
@@ -3802,15 +3975,7 @@
           <w:lang w:val="es-419" w:eastAsia="es-CO"/>
         </w:rPr>
         <w:lastRenderedPageBreak/>
-        <w:t>S</w:t>
-      </w:r>
-      <w:r>
-        <w:rPr>
-          <w:b/>
-          <w:bCs/>
-          <w:lang w:val="es-419" w:eastAsia="es-CO"/>
-        </w:rPr>
-        <w:t>onrisa y contacto visual</w:t>
+        <w:t>Sonrisa y contacto visual</w:t>
       </w:r>
     </w:p>
     <w:p>
@@ -4665,7 +4830,7 @@
         </w:rPr>
         <w:t xml:space="preserve"> </w:t>
       </w:r>
-      <w:hyperlink r:id="rId13" w:history="1">
+      <w:hyperlink r:id="rId15" w:history="1">
         <w:r>
           <w:rPr>
             <w:rStyle w:val="Hipervnculo"/>
@@ -5425,7 +5590,7 @@
         </w:rPr>
         <w:t xml:space="preserve"> </w:t>
       </w:r>
-      <w:hyperlink r:id="rId14" w:history="1">
+      <w:hyperlink r:id="rId16" w:history="1">
         <w:r>
           <w:rPr>
             <w:rStyle w:val="Hipervnculo"/>
@@ -5817,7 +5982,20 @@
         <w:rPr>
           <w:lang w:val="es-419" w:eastAsia="es-CO"/>
         </w:rPr>
-        <w:t>Actualizar el estado situacional de las habitaciones (sistema manual o computarizado).</w:t>
+        <w:t xml:space="preserve">Informar sobre servicios adicionales ofrecidos por el hotel, como </w:t>
+      </w:r>
+      <w:r>
+        <w:rPr>
+          <w:rStyle w:val="Extranjerismo"/>
+          <w:lang w:val="es-419" w:eastAsia="es-CO"/>
+        </w:rPr>
+        <w:t>spa</w:t>
+      </w:r>
+      <w:r>
+        <w:rPr>
+          <w:lang w:val="es-419" w:eastAsia="es-CO"/>
+        </w:rPr>
+        <w:t>, gimnasio, piscina, entre otros.</w:t>
       </w:r>
     </w:p>
     <w:p>
@@ -5835,7 +6013,7 @@
         <w:rPr>
           <w:lang w:val="es-419" w:eastAsia="es-CO"/>
         </w:rPr>
-        <w:t>Verificar la disponibilidad de habitaciones.</w:t>
+        <w:t>Registrar al huésped en una ficha individual.</w:t>
       </w:r>
     </w:p>
     <w:p>
@@ -5853,7 +6031,7 @@
         <w:rPr>
           <w:lang w:val="es-419" w:eastAsia="es-CO"/>
         </w:rPr>
-        <w:t>Dar la bienvenida al huésped.</w:t>
+        <w:t>Verificar y controlar los documentos de identidad.</w:t>
       </w:r>
     </w:p>
     <w:p>
@@ -5871,7 +6049,7 @@
         <w:rPr>
           <w:lang w:val="es-419" w:eastAsia="es-CO"/>
         </w:rPr>
-        <w:t>Recibir al huésped con o sin reserva (siempre que exista la disponibilidad necesaria).</w:t>
+        <w:t>Garantizar la estancia según las políticas del establecimiento.</w:t>
       </w:r>
     </w:p>
     <w:p>
@@ -5889,8 +6067,7 @@
         <w:rPr>
           <w:lang w:val="es-419" w:eastAsia="es-CO"/>
         </w:rPr>
-        <w:lastRenderedPageBreak/>
-        <w:t>Atender tanto a huéspedes individuales como a grupos.</w:t>
+        <w:t>Asignar la habitación o habitaciones correspondientes.</w:t>
       </w:r>
     </w:p>
     <w:p>
@@ -5908,7 +6085,8 @@
         <w:rPr>
           <w:lang w:val="es-419" w:eastAsia="es-CO"/>
         </w:rPr>
-        <w:t>Manejar cupones o vales de alojamiento, si aplica.</w:t>
+        <w:lastRenderedPageBreak/>
+        <w:t>Registrar al huésped en el libro de entradas y salidas.</w:t>
       </w:r>
     </w:p>
     <w:p>
@@ -5926,7 +6104,7 @@
         <w:rPr>
           <w:lang w:val="es-419" w:eastAsia="es-CO"/>
         </w:rPr>
-        <w:t>Verificar los datos de la reservación.</w:t>
+        <w:t>Dar instrucciones al personal de botones y seguridad, si el caso lo requiere.</w:t>
       </w:r>
     </w:p>
     <w:p>
@@ -5944,7 +6122,7 @@
         <w:rPr>
           <w:lang w:val="es-419" w:eastAsia="es-CO"/>
         </w:rPr>
-        <w:t>Ofrecer opciones de habitaciones disponibles.</w:t>
+        <w:t>Acompañar o indicar la ubicación del huésped en su habitación.</w:t>
       </w:r>
     </w:p>
     <w:p>
@@ -5962,188 +6140,51 @@
         <w:rPr>
           <w:lang w:val="es-419" w:eastAsia="es-CO"/>
         </w:rPr>
-        <w:t>Aplicar descuentos especiales, cuando corresponda.</w:t>
-      </w:r>
-    </w:p>
-    <w:p>
-      <w:pPr>
-        <w:pStyle w:val="Prrafodelista"/>
-        <w:numPr>
-          <w:ilvl w:val="0"/>
-          <w:numId w:val="51"/>
-        </w:numPr>
-        <w:rPr>
-          <w:lang w:val="es-419" w:eastAsia="es-CO"/>
-        </w:rPr>
-      </w:pPr>
-      <w:r>
-        <w:rPr>
-          <w:lang w:val="es-419" w:eastAsia="es-CO"/>
-        </w:rPr>
-        <w:t xml:space="preserve">Informar sobre servicios adicionales ofrecidos por el hotel, como </w:t>
+        <w:t>C</w:t>
+      </w:r>
+      <w:r>
+        <w:rPr>
+          <w:lang w:val="es-419" w:eastAsia="es-CO"/>
+        </w:rPr>
+        <w:t xml:space="preserve">omunicar el </w:t>
       </w:r>
       <w:r>
         <w:rPr>
           <w:rStyle w:val="Extranjerismo"/>
           <w:lang w:val="es-419" w:eastAsia="es-CO"/>
         </w:rPr>
-        <w:t>spa</w:t>
-      </w:r>
-      <w:r>
-        <w:rPr>
-          <w:lang w:val="es-419" w:eastAsia="es-CO"/>
-        </w:rPr>
-        <w:t>, gimnasio, piscina, entre otros.</w:t>
-      </w:r>
-    </w:p>
-    <w:p>
-      <w:pPr>
-        <w:pStyle w:val="Prrafodelista"/>
-        <w:numPr>
-          <w:ilvl w:val="0"/>
-          <w:numId w:val="51"/>
-        </w:numPr>
-        <w:rPr>
-          <w:lang w:val="es-419" w:eastAsia="es-CO"/>
-        </w:rPr>
-      </w:pPr>
-      <w:r>
-        <w:rPr>
-          <w:lang w:val="es-419" w:eastAsia="es-CO"/>
-        </w:rPr>
-        <w:t>Registrar al huésped en una ficha individual.</w:t>
-      </w:r>
-    </w:p>
-    <w:p>
-      <w:pPr>
-        <w:pStyle w:val="Prrafodelista"/>
-        <w:numPr>
-          <w:ilvl w:val="0"/>
-          <w:numId w:val="51"/>
-        </w:numPr>
-        <w:rPr>
-          <w:lang w:val="es-419" w:eastAsia="es-CO"/>
-        </w:rPr>
-      </w:pPr>
-      <w:r>
-        <w:rPr>
-          <w:lang w:val="es-419" w:eastAsia="es-CO"/>
-        </w:rPr>
-        <w:t>Verificar y controlar los documentos de identidad.</w:t>
-      </w:r>
-    </w:p>
-    <w:p>
-      <w:pPr>
-        <w:pStyle w:val="Prrafodelista"/>
-        <w:numPr>
-          <w:ilvl w:val="0"/>
-          <w:numId w:val="51"/>
-        </w:numPr>
-        <w:rPr>
-          <w:lang w:val="es-419" w:eastAsia="es-CO"/>
-        </w:rPr>
-      </w:pPr>
-      <w:r>
-        <w:rPr>
-          <w:lang w:val="es-419" w:eastAsia="es-CO"/>
-        </w:rPr>
-        <w:t>Garantizar la estancia según las políticas del establecimiento.</w:t>
-      </w:r>
-    </w:p>
-    <w:p>
-      <w:pPr>
-        <w:pStyle w:val="Prrafodelista"/>
-        <w:numPr>
-          <w:ilvl w:val="0"/>
-          <w:numId w:val="51"/>
-        </w:numPr>
-        <w:rPr>
-          <w:lang w:val="es-419" w:eastAsia="es-CO"/>
-        </w:rPr>
-      </w:pPr>
-      <w:r>
-        <w:rPr>
-          <w:lang w:val="es-419" w:eastAsia="es-CO"/>
-        </w:rPr>
-        <w:t>Asignar la habitación o habitaciones correspondientes.</w:t>
-      </w:r>
-    </w:p>
-    <w:p>
-      <w:pPr>
-        <w:pStyle w:val="Prrafodelista"/>
-        <w:numPr>
-          <w:ilvl w:val="0"/>
-          <w:numId w:val="51"/>
-        </w:numPr>
-        <w:rPr>
-          <w:lang w:val="es-419" w:eastAsia="es-CO"/>
-        </w:rPr>
-      </w:pPr>
-      <w:r>
-        <w:rPr>
-          <w:lang w:val="es-419" w:eastAsia="es-CO"/>
-        </w:rPr>
-        <w:t>Registrar al huésped en el libro de entradas y salidas.</w:t>
-      </w:r>
-    </w:p>
-    <w:p>
-      <w:pPr>
-        <w:pStyle w:val="Prrafodelista"/>
-        <w:numPr>
-          <w:ilvl w:val="0"/>
-          <w:numId w:val="51"/>
-        </w:numPr>
-        <w:rPr>
-          <w:lang w:val="es-419" w:eastAsia="es-CO"/>
-        </w:rPr>
-      </w:pPr>
-      <w:r>
-        <w:rPr>
-          <w:lang w:val="es-419" w:eastAsia="es-CO"/>
-        </w:rPr>
-        <w:t>Dar instrucciones al personal de botones y seguridad, si el caso lo requiere.</w:t>
-      </w:r>
-    </w:p>
-    <w:p>
-      <w:pPr>
-        <w:pStyle w:val="Prrafodelista"/>
-        <w:numPr>
-          <w:ilvl w:val="0"/>
-          <w:numId w:val="51"/>
-        </w:numPr>
-        <w:rPr>
-          <w:lang w:val="es-419" w:eastAsia="es-CO"/>
-        </w:rPr>
-      </w:pPr>
-      <w:r>
-        <w:rPr>
-          <w:lang w:val="es-419" w:eastAsia="es-CO"/>
-        </w:rPr>
-        <w:t>Acompañar o indicar la ubicación del huésped en su habitación.</w:t>
-      </w:r>
-    </w:p>
-    <w:p>
-      <w:pPr>
-        <w:pStyle w:val="Prrafodelista"/>
-        <w:numPr>
-          <w:ilvl w:val="0"/>
-          <w:numId w:val="51"/>
-        </w:numPr>
-        <w:rPr>
-          <w:lang w:val="es-419" w:eastAsia="es-CO"/>
-        </w:rPr>
-      </w:pPr>
-      <w:r>
-        <w:rPr>
-          <w:lang w:val="es-419" w:eastAsia="es-CO"/>
-        </w:rPr>
-        <w:t>C</w:t>
-      </w:r>
-      <w:r>
-        <w:rPr>
-          <w:lang w:val="es-419" w:eastAsia="es-CO"/>
-        </w:rPr>
-        <w:t xml:space="preserve">omunicar el </w:t>
+        <w:t>check-in</w:t>
+      </w:r>
+      <w:r>
+        <w:rPr>
+          <w:lang w:val="es-419" w:eastAsia="es-CO"/>
+        </w:rPr>
+        <w:t xml:space="preserve"> a todos los sectores involucrados y registrar la información en el sistema informático, si se cuenta con uno.</w:t>
+      </w:r>
+    </w:p>
+    <w:p>
+      <w:pPr>
+        <w:rPr>
+          <w:lang w:val="es-419" w:eastAsia="es-CO"/>
+        </w:rPr>
+      </w:pPr>
+      <w:r>
+        <w:rPr>
+          <w:lang w:val="es-419" w:eastAsia="es-CO"/>
+        </w:rPr>
+        <w:t xml:space="preserve">Se invita a consultar la Norma Técnica Sectorial Colombiana NTSH-003, </w:t>
+      </w:r>
+      <w:r>
+        <w:rPr>
+          <w:lang w:val="es-419" w:eastAsia="es-CO"/>
+        </w:rPr>
+        <w:t xml:space="preserve">en la carpeta de anexos, </w:t>
+      </w:r>
+      <w:r>
+        <w:rPr>
+          <w:lang w:val="es-419" w:eastAsia="es-CO"/>
+        </w:rPr>
+        <w:t xml:space="preserve">correspondiente a la norma de competencia laboral para la prestación del servicio de recepción y reservas, conforme a los manuales establecidos. En particular, se recomienda revisar el numeral 4.1, que describe los requisitos para realizar los procesos de </w:t>
       </w:r>
       <w:r>
         <w:rPr>
@@ -6156,51 +6197,13 @@
         <w:rPr>
           <w:lang w:val="es-419" w:eastAsia="es-CO"/>
         </w:rPr>
-        <w:t xml:space="preserve"> a todos los sectores involucrados y registrar la información en el sistema informático, si se cuenta con uno.</w:t>
-      </w:r>
-    </w:p>
-    <w:p>
-      <w:pPr>
-        <w:rPr>
-          <w:lang w:val="es-419" w:eastAsia="es-CO"/>
-        </w:rPr>
-      </w:pPr>
-      <w:r>
-        <w:rPr>
-          <w:lang w:val="es-419" w:eastAsia="es-CO"/>
-        </w:rPr>
-        <w:t xml:space="preserve">Se invita a consultar la Norma Técnica Sectorial Colombiana NTSH-003, </w:t>
-      </w:r>
-      <w:r>
-        <w:rPr>
-          <w:lang w:val="es-419" w:eastAsia="es-CO"/>
-        </w:rPr>
-        <w:t xml:space="preserve">en la carpeta de anexos, </w:t>
-      </w:r>
-      <w:r>
-        <w:rPr>
-          <w:lang w:val="es-419" w:eastAsia="es-CO"/>
-        </w:rPr>
-        <w:t xml:space="preserve">correspondiente a la norma de competencia laboral para la prestación del servicio de recepción y reservas, conforme a los manuales establecidos. En particular, se recomienda revisar el numeral 4.1, que describe los requisitos para realizar los procesos de </w:t>
+        <w:t xml:space="preserve"> y </w:t>
       </w:r>
       <w:r>
         <w:rPr>
           <w:rStyle w:val="Extranjerismo"/>
           <w:lang w:val="es-419" w:eastAsia="es-CO"/>
         </w:rPr>
-        <w:t>check-in</w:t>
-      </w:r>
-      <w:r>
-        <w:rPr>
-          <w:lang w:val="es-419" w:eastAsia="es-CO"/>
-        </w:rPr>
-        <w:t xml:space="preserve"> y </w:t>
-      </w:r>
-      <w:r>
-        <w:rPr>
-          <w:rStyle w:val="Extranjerismo"/>
-          <w:lang w:val="es-419" w:eastAsia="es-CO"/>
-        </w:rPr>
         <w:t>check-out</w:t>
       </w:r>
       <w:r>
@@ -6226,7 +6229,6 @@
         <w:rPr>
           <w:lang w:val="es-419" w:eastAsia="es-CO"/>
         </w:rPr>
-        <w:lastRenderedPageBreak/>
         <w:t>A continuación, se describen los procedimientos básicos que debe seguir el personal de recepción para garantizar una atención eficiente y organizada al huésped:</w:t>
       </w:r>
     </w:p>
@@ -6307,6 +6309,24 @@
     <w:p>
       <w:pPr>
         <w:pStyle w:val="Prrafodelista"/>
+        <w:ind w:left="1429" w:firstLine="0"/>
+        <w:rPr>
+          <w:lang w:val="es-419" w:eastAsia="es-CO"/>
+        </w:rPr>
+      </w:pPr>
+    </w:p>
+    <w:p>
+      <w:pPr>
+        <w:pStyle w:val="Prrafodelista"/>
+        <w:ind w:left="1429" w:firstLine="0"/>
+        <w:rPr>
+          <w:lang w:val="es-419" w:eastAsia="es-CO"/>
+        </w:rPr>
+      </w:pPr>
+    </w:p>
+    <w:p>
+      <w:pPr>
+        <w:pStyle w:val="Prrafodelista"/>
         <w:numPr>
           <w:ilvl w:val="0"/>
           <w:numId w:val="55"/>
@@ -6323,6 +6343,7 @@
           <w:bCs/>
           <w:lang w:val="es-419" w:eastAsia="es-CO"/>
         </w:rPr>
+        <w:lastRenderedPageBreak/>
         <w:t>Disponibilidad de la habitación</w:t>
       </w:r>
     </w:p>
@@ -6406,7 +6427,6 @@
         <w:rPr>
           <w:lang w:val="es-419" w:eastAsia="es-CO"/>
         </w:rPr>
-        <w:lastRenderedPageBreak/>
         <w:t>S: salida y sucio.</w:t>
       </w:r>
     </w:p>
@@ -6558,7 +6578,14 @@
         <w:rPr>
           <w:lang w:val="es-419" w:eastAsia="es-CO"/>
         </w:rPr>
-        <w:t xml:space="preserve">Es la información interna que detalla la disponibilidad y el estado de las habitaciones. El personal de recepción la consulta y actualiza, ya sea a través del sistema o de forma manual en el </w:t>
+        <w:t xml:space="preserve">Es la información interna que detalla la disponibilidad y el estado de las habitaciones. El personal de recepción la consulta y actualiza, ya sea a </w:t>
+      </w:r>
+      <w:r>
+        <w:rPr>
+          <w:lang w:val="es-419" w:eastAsia="es-CO"/>
+        </w:rPr>
+        <w:lastRenderedPageBreak/>
+        <w:t xml:space="preserve">través del sistema o de forma manual en el </w:t>
       </w:r>
       <w:r>
         <w:rPr>
@@ -6649,14 +6676,7 @@
         <w:rPr>
           <w:lang w:val="es-419" w:eastAsia="es-CO"/>
         </w:rPr>
-        <w:t xml:space="preserve">. Esto incluye el monto de la preautorización, la aceptación de distintos tipos de tarjetas y el </w:t>
-      </w:r>
-      <w:r>
-        <w:rPr>
-          <w:lang w:val="es-419" w:eastAsia="es-CO"/>
-        </w:rPr>
-        <w:lastRenderedPageBreak/>
-        <w:t>procedimiento a seguir en caso de presentarse inconvenientes con el medio de pago.</w:t>
+        <w:t>. Esto incluye el monto de la preautorización, la aceptación de distintos tipos de tarjetas y el procedimiento a seguir en caso de presentarse inconvenientes con el medio de pago.</w:t>
       </w:r>
     </w:p>
     <w:p>
@@ -6703,6 +6723,21 @@
         </w:rPr>
         <w:t>Es fundamental informar al huésped, de manera clara, el propósito de dicha solicitud. Si el cliente elige como medio de pago una tarjeta, se le debe explicar que esta opción generalmente implica lo siguiente</w:t>
       </w:r>
+      <w:r>
+        <w:rPr>
+          <w:lang w:val="es-419" w:eastAsia="es-CO"/>
+        </w:rPr>
+        <w:t>.</w:t>
+      </w:r>
+    </w:p>
+    <w:p>
+      <w:pPr>
+        <w:pStyle w:val="Prrafodelista"/>
+        <w:ind w:left="1429" w:firstLine="0"/>
+        <w:rPr>
+          <w:lang w:val="es-419" w:eastAsia="es-CO"/>
+        </w:rPr>
+      </w:pPr>
     </w:p>
     <w:p>
       <w:pPr>
@@ -6724,6 +6759,7 @@
           <w:bCs/>
           <w:lang w:val="es-419" w:eastAsia="es-CO"/>
         </w:rPr>
+        <w:lastRenderedPageBreak/>
         <w:t>Garantía de pago</w:t>
       </w:r>
     </w:p>
@@ -6830,6 +6866,18 @@
         </w:rPr>
         <w:t>. El tiempo de liberación puede variar según el banco emisor.</w:t>
       </w:r>
+      <w:r>
+        <w:rPr>
+          <w:lang w:val="es-419" w:eastAsia="es-CO"/>
+        </w:rPr>
+        <w:br/>
+      </w:r>
+      <w:r>
+        <w:rPr>
+          <w:lang w:val="es-419" w:eastAsia="es-CO"/>
+        </w:rPr>
+        <w:t>En caso de que el huésped opte por pagar en efectivo, se puede solicitar un depósito como garantía. Al finalizar la estadía, se realiza el cruce correspondiente con el valor total de la factura.</w:t>
+      </w:r>
     </w:p>
     <w:p>
       <w:pPr>
@@ -6839,25 +6887,32 @@
           <w:numId w:val="55"/>
         </w:numPr>
         <w:rPr>
-          <w:lang w:val="es-419" w:eastAsia="es-CO"/>
-        </w:rPr>
-      </w:pPr>
-      <w:r>
-        <w:rPr>
-          <w:lang w:val="es-419" w:eastAsia="es-CO"/>
-        </w:rPr>
-        <w:lastRenderedPageBreak/>
+          <w:b/>
+          <w:bCs/>
+          <w:lang w:val="es-419" w:eastAsia="es-CO"/>
+        </w:rPr>
+      </w:pPr>
+      <w:r>
+        <w:rPr>
+          <w:b/>
+          <w:bCs/>
+          <w:lang w:val="es-419" w:eastAsia="es-CO"/>
+        </w:rPr>
         <w:t xml:space="preserve">Norma Técnica Sectorial Colombiana - NTSH 006 (registro y acomodación / </w:t>
       </w:r>
       <w:r>
         <w:rPr>
           <w:rStyle w:val="Extranjerismo"/>
+          <w:b/>
+          <w:bCs/>
           <w:lang w:val="es-419" w:eastAsia="es-CO"/>
         </w:rPr>
         <w:t>check-in</w:t>
       </w:r>
       <w:r>
         <w:rPr>
+          <w:b/>
+          <w:bCs/>
           <w:lang w:val="es-419" w:eastAsia="es-CO"/>
         </w:rPr>
         <w:t>)</w:t>
@@ -6929,6 +6984,7 @@
         <w:rPr>
           <w:lang w:val="es-419" w:eastAsia="es-CO"/>
         </w:rPr>
+        <w:lastRenderedPageBreak/>
         <w:t>Realizar cambios de habitación conforme al protocolo de servicio definido.</w:t>
       </w:r>
     </w:p>
@@ -7024,28 +7080,18 @@
     </w:p>
     <w:p>
       <w:pPr>
-        <w:rPr>
-          <w:lang w:val="es-419" w:eastAsia="es-CO"/>
-        </w:rPr>
-      </w:pPr>
-    </w:p>
-    <w:p>
-      <w:pPr>
         <w:spacing w:before="0" w:after="160" w:line="259" w:lineRule="auto"/>
         <w:ind w:firstLine="0"/>
         <w:rPr>
           <w:lang w:val="es-419" w:eastAsia="es-CO"/>
         </w:rPr>
       </w:pPr>
-    </w:p>
-    <w:p>
-      <w:pPr>
-        <w:spacing w:before="0" w:after="160" w:line="259" w:lineRule="auto"/>
-        <w:ind w:firstLine="0"/>
-        <w:rPr>
-          <w:lang w:val="es-419" w:eastAsia="es-CO"/>
-        </w:rPr>
-      </w:pPr>
+      <w:r>
+        <w:rPr>
+          <w:lang w:val="es-419" w:eastAsia="es-CO"/>
+        </w:rPr>
+        <w:br w:type="page"/>
+      </w:r>
     </w:p>
     <w:p>
       <w:pPr>
@@ -8110,9 +8156,17 @@
       </w:pPr>
       <w:r>
         <w:rPr>
-          <w:lang w:val="es-419" w:eastAsia="es-CO"/>
-        </w:rPr>
-        <w:t>Número RNT: es necesario contar con un número de registro nacional de turismo activo para acceder a la TRA.</w:t>
+          <w:b/>
+          <w:bCs/>
+          <w:lang w:val="es-419" w:eastAsia="es-CO"/>
+        </w:rPr>
+        <w:t>Número RNT:</w:t>
+      </w:r>
+      <w:r>
+        <w:rPr>
+          <w:lang w:val="es-419" w:eastAsia="es-CO"/>
+        </w:rPr>
+        <w:t xml:space="preserve"> es necesario contar con un número de registro nacional de turismo activo para acceder a la TRA.</w:t>
       </w:r>
     </w:p>
     <w:p>
@@ -8128,9 +8182,17 @@
       </w:pPr>
       <w:r>
         <w:rPr>
-          <w:lang w:val="es-419" w:eastAsia="es-CO"/>
-        </w:rPr>
-        <w:t>Datos de contacto: nombre del prestador, ubicación del alojamiento y datos del contacto.</w:t>
+          <w:b/>
+          <w:bCs/>
+          <w:lang w:val="es-419" w:eastAsia="es-CO"/>
+        </w:rPr>
+        <w:t>Datos de contacto:</w:t>
+      </w:r>
+      <w:r>
+        <w:rPr>
+          <w:lang w:val="es-419" w:eastAsia="es-CO"/>
+        </w:rPr>
+        <w:t xml:space="preserve"> nombre del prestador, ubicación del alojamiento y datos del contacto.</w:t>
       </w:r>
     </w:p>
     <w:p>
@@ -8146,9 +8208,17 @@
       </w:pPr>
       <w:r>
         <w:rPr>
-          <w:lang w:val="es-419" w:eastAsia="es-CO"/>
-        </w:rPr>
-        <w:t>Información del establecimiento: nombre comercial, razón social, ubicación y características del alojamiento.</w:t>
+          <w:b/>
+          <w:bCs/>
+          <w:lang w:val="es-419" w:eastAsia="es-CO"/>
+        </w:rPr>
+        <w:t>Información del establecimiento:</w:t>
+      </w:r>
+      <w:r>
+        <w:rPr>
+          <w:lang w:val="es-419" w:eastAsia="es-CO"/>
+        </w:rPr>
+        <w:t xml:space="preserve"> nombre comercial, razón social, ubicación y características del alojamiento.</w:t>
       </w:r>
     </w:p>
     <w:p>
@@ -8182,9 +8252,17 @@
       </w:pPr>
       <w:r>
         <w:rPr>
-          <w:lang w:val="es-419" w:eastAsia="es-CO"/>
-        </w:rPr>
-        <w:t>Datos de identificación: nombre completo, tipo y número de identificación, y nacionalidad.</w:t>
+          <w:b/>
+          <w:bCs/>
+          <w:lang w:val="es-419" w:eastAsia="es-CO"/>
+        </w:rPr>
+        <w:t>Datos de identificación:</w:t>
+      </w:r>
+      <w:r>
+        <w:rPr>
+          <w:lang w:val="es-419" w:eastAsia="es-CO"/>
+        </w:rPr>
+        <w:t xml:space="preserve"> nombre completo, tipo y número de identificación, y nacionalidad.</w:t>
       </w:r>
     </w:p>
     <w:p>
@@ -8200,9 +8278,17 @@
       </w:pPr>
       <w:r>
         <w:rPr>
-          <w:lang w:val="es-419" w:eastAsia="es-CO"/>
-        </w:rPr>
-        <w:t>Fechas de estancia: fecha de llegada y fecha de salida.</w:t>
+          <w:b/>
+          <w:bCs/>
+          <w:lang w:val="es-419" w:eastAsia="es-CO"/>
+        </w:rPr>
+        <w:t>Fechas de estancia:</w:t>
+      </w:r>
+      <w:r>
+        <w:rPr>
+          <w:lang w:val="es-419" w:eastAsia="es-CO"/>
+        </w:rPr>
+        <w:t xml:space="preserve"> fecha de llegada y fecha de salida.</w:t>
       </w:r>
     </w:p>
     <w:p>
@@ -8218,10 +8304,18 @@
       </w:pPr>
       <w:r>
         <w:rPr>
+          <w:b/>
+          <w:bCs/>
           <w:lang w:val="es-419" w:eastAsia="es-CO"/>
         </w:rPr>
         <w:lastRenderedPageBreak/>
-        <w:t>Detalles de la reserva: número de habitación, número de huéspedes y datos adicionales.</w:t>
+        <w:t>Detalles de la reserva:</w:t>
+      </w:r>
+      <w:r>
+        <w:rPr>
+          <w:lang w:val="es-419" w:eastAsia="es-CO"/>
+        </w:rPr>
+        <w:t xml:space="preserve"> número de habitación, número de huéspedes y datos adicionales.</w:t>
       </w:r>
     </w:p>
     <w:p>
@@ -8265,7 +8359,19 @@
         <w:rPr>
           <w:lang w:val="es-419" w:eastAsia="es-CO"/>
         </w:rPr>
-        <w:t xml:space="preserve"> si el establecimiento cuenta con un software o conexión a internet, debe ingresar a la plataforma de la TRA.</w:t>
+        <w:t xml:space="preserve"> si el establecimiento cuenta con un </w:t>
+      </w:r>
+      <w:r>
+        <w:rPr>
+          <w:rStyle w:val="Extranjerismo"/>
+        </w:rPr>
+        <w:t>software</w:t>
+      </w:r>
+      <w:r>
+        <w:rPr>
+          <w:lang w:val="es-419" w:eastAsia="es-CO"/>
+        </w:rPr>
+        <w:t xml:space="preserve"> o conexión a internet, debe ingresar a la plataforma de la TRA.</w:t>
       </w:r>
     </w:p>
     <w:p>
@@ -8483,7 +8589,21 @@
         <w:rPr>
           <w:lang w:val="es-419" w:eastAsia="es-CO"/>
         </w:rPr>
-        <w:t>La cédula de extranjería es un documento expedido por Migración Colombia a los extranjeros que residen en el país. Su vigencia corresponde a la duración de la visa otorgada. Si la visa es indefinida, la cédula debe renovarse cada cinco años. En caso de que la visa tenga una fecha de vencimiento específica, la cédula también tendrá esa misma fecha de expiración.</w:t>
+        <w:t xml:space="preserve">La </w:t>
+      </w:r>
+      <w:r>
+        <w:rPr>
+          <w:b/>
+          <w:bCs/>
+          <w:lang w:val="es-419" w:eastAsia="es-CO"/>
+        </w:rPr>
+        <w:t>cédula de extranjería</w:t>
+      </w:r>
+      <w:r>
+        <w:rPr>
+          <w:lang w:val="es-419" w:eastAsia="es-CO"/>
+        </w:rPr>
+        <w:t xml:space="preserve"> es un documento expedido por Migración Colombia a los extranjeros que residen en el país. Su vigencia corresponde a la duración de la visa otorgada. Si la visa es indefinida, la cédula debe renovarse cada cinco años. En caso de que la visa tenga una fecha de vencimiento específica, la cédula también tendrá esa misma fecha de expiración.</w:t>
       </w:r>
     </w:p>
     <w:p>
@@ -9385,11 +9505,19 @@
       </w:pPr>
       <w:r>
         <w:rPr>
-          <w:b/>
-          <w:bCs/>
-          <w:lang w:val="es-419" w:eastAsia="es-CO"/>
-        </w:rPr>
-        <w:t>Phishing y otras estafas en línea:</w:t>
+          <w:rStyle w:val="Extranjerismo"/>
+          <w:b/>
+          <w:bCs/>
+        </w:rPr>
+        <w:t>Phishing</w:t>
+      </w:r>
+      <w:r>
+        <w:rPr>
+          <w:b/>
+          <w:bCs/>
+          <w:lang w:val="es-419" w:eastAsia="es-CO"/>
+        </w:rPr>
+        <w:t xml:space="preserve"> y otras estafas en línea:</w:t>
       </w:r>
     </w:p>
     <w:p>
@@ -10162,7 +10290,19 @@
         <w:rPr>
           <w:lang w:val="es-419" w:eastAsia="es-CO"/>
         </w:rPr>
-        <w:t xml:space="preserve"> Anexo 4.</w:t>
+        <w:t xml:space="preserve"> Anexo </w:t>
+      </w:r>
+      <w:r>
+        <w:rPr>
+          <w:lang w:val="es-419" w:eastAsia="es-CO"/>
+        </w:rPr>
+        <w:t>5</w:t>
+      </w:r>
+      <w:r>
+        <w:rPr>
+          <w:lang w:val="es-419" w:eastAsia="es-CO"/>
+        </w:rPr>
+        <w:t>.</w:t>
       </w:r>
     </w:p>
     <w:p>
@@ -10545,7 +10685,7 @@
                     <pic:cNvPicPr/>
                   </pic:nvPicPr>
                   <pic:blipFill>
-                    <a:blip r:embed="rId15">
+                    <a:blip r:embed="rId17">
                       <a:extLst>
                         <a:ext uri="{28A0092B-C50C-407E-A947-70E740481C1C}">
                           <a14:useLocalDpi xmlns:a14="http://schemas.microsoft.com/office/drawing/2010/main" val="0"/>
@@ -10719,7 +10859,7 @@
             <w:pPr>
               <w:pStyle w:val="TextoTablas"/>
             </w:pPr>
-            <w:hyperlink r:id="rId16" w:history="1">
+            <w:hyperlink r:id="rId18" w:history="1">
               <w:r>
                 <w:rPr>
                   <w:rStyle w:val="Hipervnculo"/>
@@ -10781,12 +10921,12 @@
             <w:pPr>
               <w:pStyle w:val="TextoTablas"/>
             </w:pPr>
-            <w:hyperlink r:id="rId17" w:history="1">
+            <w:hyperlink r:id="rId19" w:history="1">
               <w:r>
                 <w:rPr>
                   <w:rStyle w:val="Hipervnculo"/>
                 </w:rPr>
-                <w:t>https://repository.umng.edu.co/server/api/core/bitstreams/bec22cdb-ec49-4dd3-ab3e-34319f8bd6b6/content</w:t>
+                <w:t>https://www.youtube.com/watch?v=BVr-efKdNk0</w:t>
               </w:r>
             </w:hyperlink>
             <w:r>
@@ -11352,7 +11492,7 @@
         </w:rPr>
         <w:t xml:space="preserve">. (s. f.). ¿Qué métodos dispone un hotel para recopilar datos de sus huéspedes? </w:t>
       </w:r>
-      <w:hyperlink r:id="rId18" w:history="1">
+      <w:hyperlink r:id="rId20" w:anchor=":~:text=Una%20de%20las%20opciones%20m%C3%A1s,de%20fidelizaci%C3%B3n%20y%20ventas%20directas" w:history="1">
         <w:r>
           <w:rPr>
             <w:rStyle w:val="Hipervnculo"/>
@@ -12246,7 +12386,7 @@
         </w:rPr>
         <w:t xml:space="preserve">-in móvil para hoteles. </w:t>
       </w:r>
-      <w:hyperlink r:id="rId19" w:history="1">
+      <w:hyperlink r:id="rId21" w:anchor=":~:text=Mews%20es%20la%20opci%C3%B3n%20ideal,check%2Din%20de%20manera%20aut%C3%B3noma" w:history="1">
         <w:r>
           <w:rPr>
             <w:rStyle w:val="Hipervnculo"/>
@@ -12295,7 +12435,7 @@
         </w:rPr>
         <w:t xml:space="preserve">Ministerio de Comercio, Industria y Turismo. (s. f.). Norma Técnica Sectorial Colombiana NTSH-006. </w:t>
       </w:r>
-      <w:hyperlink r:id="rId20" w:history="1">
+      <w:hyperlink r:id="rId22" w:history="1">
         <w:r>
           <w:rPr>
             <w:rStyle w:val="Hipervnculo"/>
@@ -12355,7 +12495,7 @@
         </w:rPr>
         <w:t xml:space="preserve"> </w:t>
       </w:r>
-      <w:hyperlink r:id="rId21" w:history="1">
+      <w:hyperlink r:id="rId23" w:history="1">
         <w:r>
           <w:rPr>
             <w:rStyle w:val="Hipervnculo"/>
@@ -12452,7 +12592,7 @@
         </w:rPr>
         <w:t xml:space="preserve"> </w:t>
       </w:r>
-      <w:hyperlink r:id="rId22" w:history="1">
+      <w:hyperlink r:id="rId24" w:history="1">
         <w:r>
           <w:rPr>
             <w:rStyle w:val="Hipervnculo"/>
@@ -12669,7 +12809,7 @@
         </w:rPr>
         <w:t xml:space="preserve"> </w:t>
       </w:r>
-      <w:hyperlink r:id="rId23" w:history="1">
+      <w:hyperlink r:id="rId25" w:history="1">
         <w:r>
           <w:rPr>
             <w:rStyle w:val="Hipervnculo"/>
@@ -13186,7 +13326,7 @@
               <w:pStyle w:val="TextoTablas"/>
             </w:pPr>
             <w:r>
-              <w:t>Validadora de recursos educativos digitales</w:t>
+              <w:t>Validadora y vinculadora de recursos educativos digitales</w:t>
             </w:r>
           </w:p>
         </w:tc>
@@ -13270,8 +13410,8 @@
       </w:pPr>
     </w:p>
     <w:sectPr>
-      <w:headerReference w:type="default" r:id="rId24"/>
-      <w:footerReference w:type="default" r:id="rId25"/>
+      <w:headerReference w:type="default" r:id="rId26"/>
+      <w:footerReference w:type="default" r:id="rId27"/>
       <w:pgSz w:w="12240" w:h="15840"/>
       <w:pgMar w:top="1701" w:right="1134" w:bottom="1134" w:left="1134" w:header="709" w:footer="737" w:gutter="0"/>
       <w:pgNumType w:start="1"/>
@@ -23581,10 +23721,6 @@
 </file>
 
 <file path=customXml/item1.xml><?xml version="1.0" encoding="utf-8"?>
-<b:Sources xmlns:b="http://schemas.openxmlformats.org/officeDocument/2006/bibliography" xmlns="http://schemas.openxmlformats.org/officeDocument/2006/bibliography" SelectedStyle="\APASixthEditionOfficeOnline.xsl" StyleName="APA" Version="6"/>
-</file>
-
-<file path=customXml/item2.xml><?xml version="1.0" encoding="utf-8"?>
 <?mso-contentType ?>
 <FormTemplates xmlns="http://schemas.microsoft.com/sharepoint/v3/contenttype/forms">
   <Display>DocumentLibraryForm</Display>
@@ -23593,7 +23729,22 @@
 </FormTemplates>
 </file>
 
+<file path=customXml/item2.xml><?xml version="1.0" encoding="utf-8"?>
+<b:Sources xmlns:b="http://schemas.openxmlformats.org/officeDocument/2006/bibliography" xmlns="http://schemas.openxmlformats.org/officeDocument/2006/bibliography" SelectedStyle="\APASixthEditionOfficeOnline.xsl" StyleName="APA" Version="6"/>
+</file>
+
 <file path=customXml/item3.xml><?xml version="1.0" encoding="utf-8"?>
+<p:properties xmlns:p="http://schemas.microsoft.com/office/2006/metadata/properties" xmlns:xsi="http://www.w3.org/2001/XMLSchema-instance" xmlns:pc="http://schemas.microsoft.com/office/infopath/2007/PartnerControls">
+  <documentManagement>
+    <TaxCatchAll xmlns="cb45339b-ced9-4d0d-8f64-77573914d53b" xsi:nil="true"/>
+    <lcf76f155ced4ddcb4097134ff3c332f xmlns="43a3ca16-9c26-4813-b83f-4aec9927b43f">
+      <Terms xmlns="http://schemas.microsoft.com/office/infopath/2007/PartnerControls"/>
+    </lcf76f155ced4ddcb4097134ff3c332f>
+  </documentManagement>
+</p:properties>
+</file>
+
+<file path=customXml/item4.xml><?xml version="1.0" encoding="utf-8"?>
 <ct:contentTypeSchema xmlns:ct="http://schemas.microsoft.com/office/2006/metadata/contentType" xmlns:ma="http://schemas.microsoft.com/office/2006/metadata/properties/metaAttributes" ct:_="" ma:_="" ma:contentTypeName="Documento" ma:contentTypeID="0x01010049282E1EDBE9234EA9E6D38F720E265F" ma:contentTypeVersion="15" ma:contentTypeDescription="Crear nuevo documento." ma:contentTypeScope="" ma:versionID="b31c7aa9eaf043a08b87120b3c4916e3">
   <xsd:schema xmlns:xsd="http://www.w3.org/2001/XMLSchema" xmlns:xs="http://www.w3.org/2001/XMLSchema" xmlns:p="http://schemas.microsoft.com/office/2006/metadata/properties" xmlns:ns2="cb45339b-ced9-4d0d-8f64-77573914d53b" xmlns:ns3="43a3ca16-9c26-4813-b83f-4aec9927b43f" targetNamespace="http://schemas.microsoft.com/office/2006/metadata/properties" ma:root="true" ma:fieldsID="3533d065b04d75c457075bc55f1f5315" ns2:_="" ns3:_="">
     <xsd:import namespace="cb45339b-ced9-4d0d-8f64-77573914d53b"/>
@@ -23828,18 +23979,15 @@
 </ct:contentTypeSchema>
 </file>
 
-<file path=customXml/item4.xml><?xml version="1.0" encoding="utf-8"?>
-<p:properties xmlns:p="http://schemas.microsoft.com/office/2006/metadata/properties" xmlns:xsi="http://www.w3.org/2001/XMLSchema-instance" xmlns:pc="http://schemas.microsoft.com/office/infopath/2007/PartnerControls">
-  <documentManagement>
-    <TaxCatchAll xmlns="cb45339b-ced9-4d0d-8f64-77573914d53b" xsi:nil="true"/>
-    <lcf76f155ced4ddcb4097134ff3c332f xmlns="43a3ca16-9c26-4813-b83f-4aec9927b43f">
-      <Terms xmlns="http://schemas.microsoft.com/office/infopath/2007/PartnerControls"/>
-    </lcf76f155ced4ddcb4097134ff3c332f>
-  </documentManagement>
-</p:properties>
+<file path=customXml/itemProps1.xml><?xml version="1.0" encoding="utf-8"?>
+<ds:datastoreItem xmlns:ds="http://schemas.openxmlformats.org/officeDocument/2006/customXml" ds:itemID="{D00A4A46-BDBD-48AC-87B9-2BA42D9CC06F}">
+  <ds:schemaRefs>
+    <ds:schemaRef ds:uri="http://schemas.microsoft.com/sharepoint/v3/contenttype/forms"/>
+  </ds:schemaRefs>
+</ds:datastoreItem>
 </file>
 
-<file path=customXml/itemProps1.xml><?xml version="1.0" encoding="utf-8"?>
+<file path=customXml/itemProps2.xml><?xml version="1.0" encoding="utf-8"?>
 <ds:datastoreItem xmlns:ds="http://schemas.openxmlformats.org/officeDocument/2006/customXml" ds:itemID="{A9F2CEBA-C824-4C86-81A8-E32CBD0EB92D}">
   <ds:schemaRefs>
     <ds:schemaRef ds:uri="http://schemas.openxmlformats.org/officeDocument/2006/bibliography"/>
@@ -23847,15 +23995,18 @@
 </ds:datastoreItem>
 </file>
 
-<file path=customXml/itemProps2.xml><?xml version="1.0" encoding="utf-8"?>
-<ds:datastoreItem xmlns:ds="http://schemas.openxmlformats.org/officeDocument/2006/customXml" ds:itemID="{D00A4A46-BDBD-48AC-87B9-2BA42D9CC06F}">
+<file path=customXml/itemProps3.xml><?xml version="1.0" encoding="utf-8"?>
+<ds:datastoreItem xmlns:ds="http://schemas.openxmlformats.org/officeDocument/2006/customXml" ds:itemID="{26259216-AD86-464A-AEAD-95B1F9E17392}">
   <ds:schemaRefs>
-    <ds:schemaRef ds:uri="http://schemas.microsoft.com/sharepoint/v3/contenttype/forms"/>
+    <ds:schemaRef ds:uri="http://schemas.microsoft.com/office/2006/metadata/properties"/>
+    <ds:schemaRef ds:uri="http://schemas.microsoft.com/office/infopath/2007/PartnerControls"/>
+    <ds:schemaRef ds:uri="cb45339b-ced9-4d0d-8f64-77573914d53b"/>
+    <ds:schemaRef ds:uri="43a3ca16-9c26-4813-b83f-4aec9927b43f"/>
   </ds:schemaRefs>
 </ds:datastoreItem>
 </file>
 
-<file path=customXml/itemProps3.xml><?xml version="1.0" encoding="utf-8"?>
+<file path=customXml/itemProps4.xml><?xml version="1.0" encoding="utf-8"?>
 <ds:datastoreItem xmlns:ds="http://schemas.openxmlformats.org/officeDocument/2006/customXml" ds:itemID="{0BC4A0A4-89EA-4C0C-9011-C1B351E892BC}">
   <ds:schemaRefs>
     <ds:schemaRef ds:uri="http://schemas.microsoft.com/office/2006/metadata/contentType"/>
@@ -23872,15 +24023,4 @@
     <ds:schemaRef ds:uri="http://schemas.microsoft.com/internal/obd"/>
   </ds:schemaRefs>
 </ds:datastoreItem>
-</file>
-
-<file path=customXml/itemProps4.xml><?xml version="1.0" encoding="utf-8"?>
-<ds:datastoreItem xmlns:ds="http://schemas.openxmlformats.org/officeDocument/2006/customXml" ds:itemID="{26259216-AD86-464A-AEAD-95B1F9E17392}">
-  <ds:schemaRefs>
-    <ds:schemaRef ds:uri="http://schemas.microsoft.com/office/2006/metadata/properties"/>
-    <ds:schemaRef ds:uri="http://schemas.microsoft.com/office/infopath/2007/PartnerControls"/>
-    <ds:schemaRef ds:uri="cb45339b-ced9-4d0d-8f64-77573914d53b"/>
-    <ds:schemaRef ds:uri="43a3ca16-9c26-4813-b83f-4aec9927b43f"/>
-  </ds:schemaRefs>
-</ds:datastoreItem>
 </file>
--- a/fuentes/CF2_63340072_DU.docx
+++ b/fuentes/CF2_63340072_DU.docx
@@ -554,7 +554,8 @@
         <w:br w:type="page"/>
       </w:r>
     </w:p>
-    <w:bookmarkStart w:id="0" w:name="_Toc204802740" w:displacedByCustomXml="next"/>
+    <w:bookmarkStart w:id="0" w:name="_Toc205809373" w:displacedByCustomXml="next"/>
+    <w:bookmarkStart w:id="1" w:name="_Toc204802740" w:displacedByCustomXml="next"/>
     <w:sdt>
       <w:sdtPr>
         <w:rPr>
@@ -601,6 +602,7 @@
           <w:r>
             <w:t>ontenido</w:t>
           </w:r>
+          <w:bookmarkEnd w:id="1"/>
           <w:bookmarkEnd w:id="0"/>
           <w:r>
             <w:rPr>
@@ -639,7 +641,7 @@
               <w:lang w:eastAsia="es-MX"/>
             </w:rPr>
           </w:pPr>
-          <w:hyperlink w:anchor="_Toc204802741" w:history="1">
+          <w:hyperlink w:anchor="_Toc205809374" w:history="1">
             <w:r>
               <w:rPr>
                 <w:rStyle w:val="Hipervnculo"/>
@@ -666,7 +668,7 @@
                 <w:noProof/>
                 <w:webHidden/>
               </w:rPr>
-              <w:instrText xml:space="preserve"> PAGEREF _Toc204802741 \h </w:instrText>
+              <w:instrText xml:space="preserve"> PAGEREF _Toc205809374 \h </w:instrText>
             </w:r>
             <w:r>
               <w:rPr>
@@ -712,7 +714,7 @@
               <w:lang w:eastAsia="es-MX"/>
             </w:rPr>
           </w:pPr>
-          <w:hyperlink w:anchor="_Toc204802742" w:history="1">
+          <w:hyperlink w:anchor="_Toc205809375" w:history="1">
             <w:r>
               <w:rPr>
                 <w:rStyle w:val="Hipervnculo"/>
@@ -756,7 +758,7 @@
                 <w:noProof/>
                 <w:webHidden/>
               </w:rPr>
-              <w:instrText xml:space="preserve"> PAGEREF _Toc204802742 \h </w:instrText>
+              <w:instrText xml:space="preserve"> PAGEREF _Toc205809375 \h </w:instrText>
             </w:r>
             <w:r>
               <w:rPr>
@@ -800,7 +802,7 @@
               <w:lang w:eastAsia="es-MX"/>
             </w:rPr>
           </w:pPr>
-          <w:hyperlink w:anchor="_Toc204802743" w:history="1">
+          <w:hyperlink w:anchor="_Toc205809376" w:history="1">
             <w:r>
               <w:rPr>
                 <w:rStyle w:val="Hipervnculo"/>
@@ -838,7 +840,7 @@
               <w:rPr>
                 <w:webHidden/>
               </w:rPr>
-              <w:instrText xml:space="preserve"> PAGEREF _Toc204802743 \h </w:instrText>
+              <w:instrText xml:space="preserve"> PAGEREF _Toc205809376 \h </w:instrText>
             </w:r>
             <w:r>
               <w:rPr>
@@ -878,7 +880,7 @@
               <w:lang w:eastAsia="es-MX"/>
             </w:rPr>
           </w:pPr>
-          <w:hyperlink w:anchor="_Toc204802744" w:history="1">
+          <w:hyperlink w:anchor="_Toc205809377" w:history="1">
             <w:r>
               <w:rPr>
                 <w:rStyle w:val="Hipervnculo"/>
@@ -916,7 +918,7 @@
               <w:rPr>
                 <w:webHidden/>
               </w:rPr>
-              <w:instrText xml:space="preserve"> PAGEREF _Toc204802744 \h </w:instrText>
+              <w:instrText xml:space="preserve"> PAGEREF _Toc205809377 \h </w:instrText>
             </w:r>
             <w:r>
               <w:rPr>
@@ -958,7 +960,7 @@
               <w:lang w:eastAsia="es-MX"/>
             </w:rPr>
           </w:pPr>
-          <w:hyperlink w:anchor="_Toc204802745" w:history="1">
+          <w:hyperlink w:anchor="_Toc205809378" w:history="1">
             <w:r>
               <w:rPr>
                 <w:rStyle w:val="Hipervnculo"/>
@@ -1002,7 +1004,7 @@
                 <w:noProof/>
                 <w:webHidden/>
               </w:rPr>
-              <w:instrText xml:space="preserve"> PAGEREF _Toc204802745 \h </w:instrText>
+              <w:instrText xml:space="preserve"> PAGEREF _Toc205809378 \h </w:instrText>
             </w:r>
             <w:r>
               <w:rPr>
@@ -1046,7 +1048,7 @@
               <w:lang w:eastAsia="es-MX"/>
             </w:rPr>
           </w:pPr>
-          <w:hyperlink w:anchor="_Toc204802746" w:history="1">
+          <w:hyperlink w:anchor="_Toc205809379" w:history="1">
             <w:r>
               <w:rPr>
                 <w:rStyle w:val="Hipervnculo"/>
@@ -1084,7 +1086,7 @@
               <w:rPr>
                 <w:webHidden/>
               </w:rPr>
-              <w:instrText xml:space="preserve"> PAGEREF _Toc204802746 \h </w:instrText>
+              <w:instrText xml:space="preserve"> PAGEREF _Toc205809379 \h </w:instrText>
             </w:r>
             <w:r>
               <w:rPr>
@@ -1124,7 +1126,7 @@
               <w:lang w:eastAsia="es-MX"/>
             </w:rPr>
           </w:pPr>
-          <w:hyperlink w:anchor="_Toc204802747" w:history="1">
+          <w:hyperlink w:anchor="_Toc205809380" w:history="1">
             <w:r>
               <w:rPr>
                 <w:rStyle w:val="Hipervnculo"/>
@@ -1162,7 +1164,7 @@
               <w:rPr>
                 <w:webHidden/>
               </w:rPr>
-              <w:instrText xml:space="preserve"> PAGEREF _Toc204802747 \h </w:instrText>
+              <w:instrText xml:space="preserve"> PAGEREF _Toc205809380 \h </w:instrText>
             </w:r>
             <w:r>
               <w:rPr>
@@ -1202,7 +1204,7 @@
               <w:lang w:eastAsia="es-MX"/>
             </w:rPr>
           </w:pPr>
-          <w:hyperlink w:anchor="_Toc204802748" w:history="1">
+          <w:hyperlink w:anchor="_Toc205809381" w:history="1">
             <w:r>
               <w:rPr>
                 <w:rStyle w:val="Hipervnculo"/>
@@ -1240,7 +1242,7 @@
               <w:rPr>
                 <w:webHidden/>
               </w:rPr>
-              <w:instrText xml:space="preserve"> PAGEREF _Toc204802748 \h </w:instrText>
+              <w:instrText xml:space="preserve"> PAGEREF _Toc205809381 \h </w:instrText>
             </w:r>
             <w:r>
               <w:rPr>
@@ -1282,7 +1284,7 @@
               <w:lang w:eastAsia="es-MX"/>
             </w:rPr>
           </w:pPr>
-          <w:hyperlink w:anchor="_Toc204802749" w:history="1">
+          <w:hyperlink w:anchor="_Toc205809382" w:history="1">
             <w:r>
               <w:rPr>
                 <w:rStyle w:val="Hipervnculo"/>
@@ -1326,7 +1328,7 @@
                 <w:noProof/>
                 <w:webHidden/>
               </w:rPr>
-              <w:instrText xml:space="preserve"> PAGEREF _Toc204802749 \h </w:instrText>
+              <w:instrText xml:space="preserve"> PAGEREF _Toc205809382 \h </w:instrText>
             </w:r>
             <w:r>
               <w:rPr>
@@ -1370,7 +1372,7 @@
               <w:lang w:eastAsia="es-MX"/>
             </w:rPr>
           </w:pPr>
-          <w:hyperlink w:anchor="_Toc204802750" w:history="1">
+          <w:hyperlink w:anchor="_Toc205809383" w:history="1">
             <w:r>
               <w:rPr>
                 <w:rStyle w:val="Hipervnculo"/>
@@ -1408,7 +1410,7 @@
               <w:rPr>
                 <w:webHidden/>
               </w:rPr>
-              <w:instrText xml:space="preserve"> PAGEREF _Toc204802750 \h </w:instrText>
+              <w:instrText xml:space="preserve"> PAGEREF _Toc205809383 \h </w:instrText>
             </w:r>
             <w:r>
               <w:rPr>
@@ -1450,7 +1452,7 @@
               <w:lang w:eastAsia="es-MX"/>
             </w:rPr>
           </w:pPr>
-          <w:hyperlink w:anchor="_Toc204802751" w:history="1">
+          <w:hyperlink w:anchor="_Toc205809384" w:history="1">
             <w:r>
               <w:rPr>
                 <w:rStyle w:val="Hipervnculo"/>
@@ -1503,7 +1505,7 @@
                 <w:noProof/>
                 <w:webHidden/>
               </w:rPr>
-              <w:instrText xml:space="preserve"> PAGEREF _Toc204802751 \h </w:instrText>
+              <w:instrText xml:space="preserve"> PAGEREF _Toc205809384 \h </w:instrText>
             </w:r>
             <w:r>
               <w:rPr>
@@ -1549,7 +1551,7 @@
               <w:lang w:eastAsia="es-MX"/>
             </w:rPr>
           </w:pPr>
-          <w:hyperlink w:anchor="_Toc204802752" w:history="1">
+          <w:hyperlink w:anchor="_Toc205809385" w:history="1">
             <w:r>
               <w:rPr>
                 <w:rStyle w:val="Hipervnculo"/>
@@ -1572,7 +1574,7 @@
                 <w:rStyle w:val="Hipervnculo"/>
                 <w:noProof/>
               </w:rPr>
-              <w:t>Sistema de Información de Alojamiento Turístico</w:t>
+              <w:t>Sistema de Información de Alojamiento Turístico (SIAT)</w:t>
             </w:r>
             <w:r>
               <w:rPr>
@@ -1593,7 +1595,7 @@
                 <w:noProof/>
                 <w:webHidden/>
               </w:rPr>
-              <w:instrText xml:space="preserve"> PAGEREF _Toc204802752 \h </w:instrText>
+              <w:instrText xml:space="preserve"> PAGEREF _Toc205809385 \h </w:instrText>
             </w:r>
             <w:r>
               <w:rPr>
@@ -1637,7 +1639,7 @@
               <w:lang w:eastAsia="es-MX"/>
             </w:rPr>
           </w:pPr>
-          <w:hyperlink w:anchor="_Toc204802753" w:history="1">
+          <w:hyperlink w:anchor="_Toc205809386" w:history="1">
             <w:r>
               <w:rPr>
                 <w:rStyle w:val="Hipervnculo"/>
@@ -1675,7 +1677,7 @@
               <w:rPr>
                 <w:webHidden/>
               </w:rPr>
-              <w:instrText xml:space="preserve"> PAGEREF _Toc204802753 \h </w:instrText>
+              <w:instrText xml:space="preserve"> PAGEREF _Toc205809386 \h </w:instrText>
             </w:r>
             <w:r>
               <w:rPr>
@@ -1715,7 +1717,7 @@
               <w:lang w:eastAsia="es-MX"/>
             </w:rPr>
           </w:pPr>
-          <w:hyperlink w:anchor="_Toc204802754" w:history="1">
+          <w:hyperlink w:anchor="_Toc205809387" w:history="1">
             <w:r>
               <w:rPr>
                 <w:rStyle w:val="Hipervnculo"/>
@@ -1753,7 +1755,7 @@
               <w:rPr>
                 <w:webHidden/>
               </w:rPr>
-              <w:instrText xml:space="preserve"> PAGEREF _Toc204802754 \h </w:instrText>
+              <w:instrText xml:space="preserve"> PAGEREF _Toc205809387 \h </w:instrText>
             </w:r>
             <w:r>
               <w:rPr>
@@ -1795,7 +1797,7 @@
               <w:lang w:eastAsia="es-MX"/>
             </w:rPr>
           </w:pPr>
-          <w:hyperlink w:anchor="_Toc204802755" w:history="1">
+          <w:hyperlink w:anchor="_Toc205809388" w:history="1">
             <w:r>
               <w:rPr>
                 <w:rStyle w:val="Hipervnculo"/>
@@ -1839,7 +1841,7 @@
                 <w:noProof/>
                 <w:webHidden/>
               </w:rPr>
-              <w:instrText xml:space="preserve"> PAGEREF _Toc204802755 \h </w:instrText>
+              <w:instrText xml:space="preserve"> PAGEREF _Toc205809388 \h </w:instrText>
             </w:r>
             <w:r>
               <w:rPr>
@@ -1883,7 +1885,7 @@
               <w:lang w:eastAsia="es-MX"/>
             </w:rPr>
           </w:pPr>
-          <w:hyperlink w:anchor="_Toc204802756" w:history="1">
+          <w:hyperlink w:anchor="_Toc205809389" w:history="1">
             <w:r>
               <w:rPr>
                 <w:rStyle w:val="Hipervnculo"/>
@@ -1903,7 +1905,7 @@
               <w:rPr>
                 <w:rStyle w:val="Hipervnculo"/>
               </w:rPr>
-              <w:t>Diligenciamiento de la Tarjeta de Registro de Alojamiento</w:t>
+              <w:t>Diligenciamiento de la Tarjeta de Registro de Alojamiento (TRA)</w:t>
             </w:r>
             <w:r>
               <w:rPr>
@@ -1921,7 +1923,7 @@
               <w:rPr>
                 <w:webHidden/>
               </w:rPr>
-              <w:instrText xml:space="preserve"> PAGEREF _Toc204802756 \h </w:instrText>
+              <w:instrText xml:space="preserve"> PAGEREF _Toc205809389 \h </w:instrText>
             </w:r>
             <w:r>
               <w:rPr>
@@ -1961,7 +1963,7 @@
               <w:lang w:eastAsia="es-MX"/>
             </w:rPr>
           </w:pPr>
-          <w:hyperlink w:anchor="_Toc204802757" w:history="1">
+          <w:hyperlink w:anchor="_Toc205809390" w:history="1">
             <w:r>
               <w:rPr>
                 <w:rStyle w:val="Hipervnculo"/>
@@ -1999,7 +2001,7 @@
               <w:rPr>
                 <w:webHidden/>
               </w:rPr>
-              <w:instrText xml:space="preserve"> PAGEREF _Toc204802757 \h </w:instrText>
+              <w:instrText xml:space="preserve"> PAGEREF _Toc205809390 \h </w:instrText>
             </w:r>
             <w:r>
               <w:rPr>
@@ -2039,7 +2041,7 @@
               <w:lang w:eastAsia="es-MX"/>
             </w:rPr>
           </w:pPr>
-          <w:hyperlink w:anchor="_Toc204802758" w:history="1">
+          <w:hyperlink w:anchor="_Toc205809391" w:history="1">
             <w:r>
               <w:rPr>
                 <w:rStyle w:val="Hipervnculo"/>
@@ -2077,7 +2079,7 @@
               <w:rPr>
                 <w:webHidden/>
               </w:rPr>
-              <w:instrText xml:space="preserve"> PAGEREF _Toc204802758 \h </w:instrText>
+              <w:instrText xml:space="preserve"> PAGEREF _Toc205809391 \h </w:instrText>
             </w:r>
             <w:r>
               <w:rPr>
@@ -2117,7 +2119,7 @@
               <w:lang w:eastAsia="es-MX"/>
             </w:rPr>
           </w:pPr>
-          <w:hyperlink w:anchor="_Toc204802759" w:history="1">
+          <w:hyperlink w:anchor="_Toc205809392" w:history="1">
             <w:r>
               <w:rPr>
                 <w:rStyle w:val="Hipervnculo"/>
@@ -2155,7 +2157,7 @@
               <w:rPr>
                 <w:webHidden/>
               </w:rPr>
-              <w:instrText xml:space="preserve"> PAGEREF _Toc204802759 \h </w:instrText>
+              <w:instrText xml:space="preserve"> PAGEREF _Toc205809392 \h </w:instrText>
             </w:r>
             <w:r>
               <w:rPr>
@@ -2195,7 +2197,7 @@
               <w:lang w:eastAsia="es-MX"/>
             </w:rPr>
           </w:pPr>
-          <w:hyperlink w:anchor="_Toc204802760" w:history="1">
+          <w:hyperlink w:anchor="_Toc205809393" w:history="1">
             <w:r>
               <w:rPr>
                 <w:rStyle w:val="Hipervnculo"/>
@@ -2241,7 +2243,7 @@
               <w:rPr>
                 <w:webHidden/>
               </w:rPr>
-              <w:instrText xml:space="preserve"> PAGEREF _Toc204802760 \h </w:instrText>
+              <w:instrText xml:space="preserve"> PAGEREF _Toc205809393 \h </w:instrText>
             </w:r>
             <w:r>
               <w:rPr>
@@ -2281,7 +2283,7 @@
               <w:lang w:eastAsia="es-MX"/>
             </w:rPr>
           </w:pPr>
-          <w:hyperlink w:anchor="_Toc204802761" w:history="1">
+          <w:hyperlink w:anchor="_Toc205809394" w:history="1">
             <w:r>
               <w:rPr>
                 <w:rStyle w:val="Hipervnculo"/>
@@ -2319,7 +2321,7 @@
               <w:rPr>
                 <w:webHidden/>
               </w:rPr>
-              <w:instrText xml:space="preserve"> PAGEREF _Toc204802761 \h </w:instrText>
+              <w:instrText xml:space="preserve"> PAGEREF _Toc205809394 \h </w:instrText>
             </w:r>
             <w:r>
               <w:rPr>
@@ -2359,7 +2361,7 @@
               <w:lang w:eastAsia="es-MX"/>
             </w:rPr>
           </w:pPr>
-          <w:hyperlink w:anchor="_Toc204802762" w:history="1">
+          <w:hyperlink w:anchor="_Toc205809395" w:history="1">
             <w:r>
               <w:rPr>
                 <w:rStyle w:val="Hipervnculo"/>
@@ -2397,7 +2399,7 @@
               <w:rPr>
                 <w:webHidden/>
               </w:rPr>
-              <w:instrText xml:space="preserve"> PAGEREF _Toc204802762 \h </w:instrText>
+              <w:instrText xml:space="preserve"> PAGEREF _Toc205809395 \h </w:instrText>
             </w:r>
             <w:r>
               <w:rPr>
@@ -2439,7 +2441,7 @@
               <w:lang w:eastAsia="es-MX"/>
             </w:rPr>
           </w:pPr>
-          <w:hyperlink w:anchor="_Toc204802763" w:history="1">
+          <w:hyperlink w:anchor="_Toc205809396" w:history="1">
             <w:r>
               <w:rPr>
                 <w:rStyle w:val="Hipervnculo"/>
@@ -2483,7 +2485,7 @@
                 <w:noProof/>
                 <w:webHidden/>
               </w:rPr>
-              <w:instrText xml:space="preserve"> PAGEREF _Toc204802763 \h </w:instrText>
+              <w:instrText xml:space="preserve"> PAGEREF _Toc205809396 \h </w:instrText>
             </w:r>
             <w:r>
               <w:rPr>
@@ -2527,7 +2529,7 @@
               <w:lang w:eastAsia="es-MX"/>
             </w:rPr>
           </w:pPr>
-          <w:hyperlink w:anchor="_Toc204802764" w:history="1">
+          <w:hyperlink w:anchor="_Toc205809397" w:history="1">
             <w:r>
               <w:rPr>
                 <w:rStyle w:val="Hipervnculo"/>
@@ -2565,7 +2567,7 @@
               <w:rPr>
                 <w:webHidden/>
               </w:rPr>
-              <w:instrText xml:space="preserve"> PAGEREF _Toc204802764 \h </w:instrText>
+              <w:instrText xml:space="preserve"> PAGEREF _Toc205809397 \h </w:instrText>
             </w:r>
             <w:r>
               <w:rPr>
@@ -2606,7 +2608,7 @@
               <w:lang w:eastAsia="es-MX"/>
             </w:rPr>
           </w:pPr>
-          <w:hyperlink w:anchor="_Toc204802765" w:history="1">
+          <w:hyperlink w:anchor="_Toc205809398" w:history="1">
             <w:r>
               <w:rPr>
                 <w:rStyle w:val="Hipervnculo"/>
@@ -2633,7 +2635,7 @@
                 <w:noProof/>
                 <w:webHidden/>
               </w:rPr>
-              <w:instrText xml:space="preserve"> PAGEREF _Toc204802765 \h </w:instrText>
+              <w:instrText xml:space="preserve"> PAGEREF _Toc205809398 \h </w:instrText>
             </w:r>
             <w:r>
               <w:rPr>
@@ -2678,7 +2680,7 @@
               <w:lang w:eastAsia="es-MX"/>
             </w:rPr>
           </w:pPr>
-          <w:hyperlink w:anchor="_Toc204802766" w:history="1">
+          <w:hyperlink w:anchor="_Toc205809399" w:history="1">
             <w:r>
               <w:rPr>
                 <w:rStyle w:val="Hipervnculo"/>
@@ -2705,7 +2707,7 @@
                 <w:noProof/>
                 <w:webHidden/>
               </w:rPr>
-              <w:instrText xml:space="preserve"> PAGEREF _Toc204802766 \h </w:instrText>
+              <w:instrText xml:space="preserve"> PAGEREF _Toc205809399 \h </w:instrText>
             </w:r>
             <w:r>
               <w:rPr>
@@ -2750,7 +2752,7 @@
               <w:lang w:eastAsia="es-MX"/>
             </w:rPr>
           </w:pPr>
-          <w:hyperlink w:anchor="_Toc204802767" w:history="1">
+          <w:hyperlink w:anchor="_Toc205809400" w:history="1">
             <w:r>
               <w:rPr>
                 <w:rStyle w:val="Hipervnculo"/>
@@ -2777,7 +2779,7 @@
                 <w:noProof/>
                 <w:webHidden/>
               </w:rPr>
-              <w:instrText xml:space="preserve"> PAGEREF _Toc204802767 \h </w:instrText>
+              <w:instrText xml:space="preserve"> PAGEREF _Toc205809400 \h </w:instrText>
             </w:r>
             <w:r>
               <w:rPr>
@@ -2822,7 +2824,7 @@
               <w:lang w:eastAsia="es-MX"/>
             </w:rPr>
           </w:pPr>
-          <w:hyperlink w:anchor="_Toc204802768" w:history="1">
+          <w:hyperlink w:anchor="_Toc205809401" w:history="1">
             <w:r>
               <w:rPr>
                 <w:rStyle w:val="Hipervnculo"/>
@@ -2849,7 +2851,7 @@
                 <w:noProof/>
                 <w:webHidden/>
               </w:rPr>
-              <w:instrText xml:space="preserve"> PAGEREF _Toc204802768 \h </w:instrText>
+              <w:instrText xml:space="preserve"> PAGEREF _Toc205809401 \h </w:instrText>
             </w:r>
             <w:r>
               <w:rPr>
@@ -2894,7 +2896,7 @@
               <w:lang w:eastAsia="es-MX"/>
             </w:rPr>
           </w:pPr>
-          <w:hyperlink w:anchor="_Toc204802769" w:history="1">
+          <w:hyperlink w:anchor="_Toc205809402" w:history="1">
             <w:r>
               <w:rPr>
                 <w:rStyle w:val="Hipervnculo"/>
@@ -2921,7 +2923,7 @@
                 <w:noProof/>
                 <w:webHidden/>
               </w:rPr>
-              <w:instrText xml:space="preserve"> PAGEREF _Toc204802769 \h </w:instrText>
+              <w:instrText xml:space="preserve"> PAGEREF _Toc205809402 \h </w:instrText>
             </w:r>
             <w:r>
               <w:rPr>
@@ -2997,12 +2999,12 @@
         </w:numPr>
         <w:ind w:left="709"/>
       </w:pPr>
-      <w:bookmarkStart w:id="1" w:name="_Toc204802741"/>
+      <w:bookmarkStart w:id="2" w:name="_Toc205809374"/>
       <w:r>
         <w:lastRenderedPageBreak/>
         <w:t>Introducción</w:t>
       </w:r>
-      <w:bookmarkEnd w:id="1"/>
+      <w:bookmarkEnd w:id="2"/>
     </w:p>
     <w:p>
       <w:r>
@@ -3310,10 +3312,7 @@
               <w:t>in</w:t>
             </w:r>
             <w:r>
-              <w:t xml:space="preserve"> es más que una formalidad; representa el inicio de una experiencia que debe ser eficiente, clara y acogedora. Con esta guía, se adquieren las bases para realizar un registro profesional y orientado al servicio</w:t>
-            </w:r>
-            <w:r>
-              <w:t>.</w:t>
+              <w:t xml:space="preserve"> es más que una formalidad; representa el inicio de una experiencia que debe ser eficiente, clara y acogedora. Con esta guía, se adquieren las bases para realizar un registro profesional y orientado al servicio.</w:t>
             </w:r>
           </w:p>
         </w:tc>
@@ -3337,12 +3336,12 @@
       <w:pPr>
         <w:pStyle w:val="Ttulo1"/>
       </w:pPr>
-      <w:bookmarkStart w:id="2" w:name="_Toc204802742"/>
+      <w:bookmarkStart w:id="3" w:name="_Toc205809375"/>
       <w:r>
         <w:lastRenderedPageBreak/>
         <w:t>Protocolo de presentación personal</w:t>
       </w:r>
-      <w:bookmarkEnd w:id="2"/>
+      <w:bookmarkEnd w:id="3"/>
     </w:p>
     <w:p>
       <w:pPr>
@@ -3361,7 +3360,7 @@
       <w:pPr>
         <w:pStyle w:val="Ttulo2"/>
       </w:pPr>
-      <w:bookmarkStart w:id="3" w:name="_Toc204802743"/>
+      <w:bookmarkStart w:id="4" w:name="_Toc205809376"/>
       <w:r>
         <w:t xml:space="preserve">Porte del uniforme </w:t>
       </w:r>
@@ -3371,7 +3370,7 @@
       <w:r>
         <w:t xml:space="preserve"> recepción</w:t>
       </w:r>
-      <w:bookmarkEnd w:id="3"/>
+      <w:bookmarkEnd w:id="4"/>
     </w:p>
     <w:p>
       <w:pPr>
@@ -3656,11 +3655,11 @@
       <w:pPr>
         <w:pStyle w:val="Ttulo2"/>
       </w:pPr>
-      <w:bookmarkStart w:id="4" w:name="_Toc204802744"/>
+      <w:bookmarkStart w:id="5" w:name="_Toc205809377"/>
       <w:r>
         <w:t>Higiene - imagen profesional</w:t>
       </w:r>
-      <w:bookmarkEnd w:id="4"/>
+      <w:bookmarkEnd w:id="5"/>
     </w:p>
     <w:p>
       <w:pPr>
@@ -4031,12 +4030,12 @@
       <w:r>
         <w:br w:type="page"/>
       </w:r>
-      <w:bookmarkStart w:id="5" w:name="_Toc204802745"/>
+      <w:bookmarkStart w:id="6" w:name="_Toc205809378"/>
       <w:r>
         <w:lastRenderedPageBreak/>
         <w:t>Servicio al cliente</w:t>
       </w:r>
-      <w:bookmarkEnd w:id="5"/>
+      <w:bookmarkEnd w:id="6"/>
     </w:p>
     <w:p>
       <w:pPr>
@@ -4142,11 +4141,11 @@
       <w:pPr>
         <w:pStyle w:val="Ttulo2"/>
       </w:pPr>
-      <w:bookmarkStart w:id="6" w:name="_Toc204802746"/>
+      <w:bookmarkStart w:id="7" w:name="_Toc205809379"/>
       <w:r>
         <w:t>Técnicas de atención</w:t>
       </w:r>
-      <w:bookmarkEnd w:id="6"/>
+      <w:bookmarkEnd w:id="7"/>
     </w:p>
     <w:p>
       <w:pPr>
@@ -4291,12 +4290,12 @@
       <w:pPr>
         <w:pStyle w:val="Ttulo2"/>
       </w:pPr>
-      <w:bookmarkStart w:id="7" w:name="_Toc204802747"/>
+      <w:bookmarkStart w:id="8" w:name="_Toc205809380"/>
       <w:r>
         <w:lastRenderedPageBreak/>
         <w:t>Protocolos en el servicio al cliente</w:t>
       </w:r>
-      <w:bookmarkEnd w:id="7"/>
+      <w:bookmarkEnd w:id="8"/>
     </w:p>
     <w:p>
       <w:pPr>
@@ -4434,7 +4433,19 @@
         <w:rPr>
           <w:lang w:val="es-419" w:eastAsia="es-CO"/>
         </w:rPr>
-        <w:t>“Bienvenido/a a (nombre del hotel), mi nombre es (nombre del recepcionista). ¿En qué puedo ayudarle hoy?”</w:t>
+        <w:t>“Bienvenido/a a</w:t>
+      </w:r>
+      <w:r>
+        <w:rPr>
+          <w:lang w:val="es-419" w:eastAsia="es-CO"/>
+        </w:rPr>
+        <w:t>l</w:t>
+      </w:r>
+      <w:r>
+        <w:rPr>
+          <w:lang w:val="es-419" w:eastAsia="es-CO"/>
+        </w:rPr>
+        <w:t xml:space="preserve"> (nombre del hotel), mi nombre es (nombre del recepcionista). ¿En qué puedo ayudarle hoy?”</w:t>
       </w:r>
     </w:p>
     <w:p>
@@ -4850,11 +4861,11 @@
       <w:pPr>
         <w:pStyle w:val="Ttulo2"/>
       </w:pPr>
-      <w:bookmarkStart w:id="8" w:name="_Toc204802748"/>
+      <w:bookmarkStart w:id="9" w:name="_Toc205809381"/>
       <w:r>
         <w:t>La ética del servicio</w:t>
       </w:r>
-      <w:bookmarkEnd w:id="8"/>
+      <w:bookmarkEnd w:id="9"/>
     </w:p>
     <w:p>
       <w:pPr>
@@ -5167,12 +5178,12 @@
       <w:pPr>
         <w:pStyle w:val="Ttulo1"/>
       </w:pPr>
-      <w:bookmarkStart w:id="9" w:name="_Toc204802749"/>
+      <w:bookmarkStart w:id="10" w:name="_Toc205809382"/>
       <w:r>
         <w:lastRenderedPageBreak/>
         <w:t>Bitácora de turno</w:t>
       </w:r>
-      <w:bookmarkEnd w:id="9"/>
+      <w:bookmarkEnd w:id="10"/>
     </w:p>
     <w:p>
       <w:pPr>
@@ -5191,11 +5202,11 @@
       <w:pPr>
         <w:pStyle w:val="Ttulo2"/>
       </w:pPr>
-      <w:bookmarkStart w:id="10" w:name="_Toc204802750"/>
+      <w:bookmarkStart w:id="11" w:name="_Toc205809383"/>
       <w:r>
         <w:t>Procedimientos</w:t>
       </w:r>
-      <w:bookmarkEnd w:id="10"/>
+      <w:bookmarkEnd w:id="11"/>
     </w:p>
     <w:p>
       <w:pPr>
@@ -5641,7 +5652,7 @@
       <w:pPr>
         <w:pStyle w:val="Ttulo1"/>
       </w:pPr>
-      <w:bookmarkStart w:id="11" w:name="_Toc204802751"/>
+      <w:bookmarkStart w:id="12" w:name="_Toc205809384"/>
       <w:r>
         <w:rPr>
           <w:rStyle w:val="Extranjerismo"/>
@@ -5652,7 +5663,7 @@
       <w:r>
         <w:t xml:space="preserve"> - registro y acomodación</w:t>
       </w:r>
-      <w:bookmarkEnd w:id="11"/>
+      <w:bookmarkEnd w:id="12"/>
     </w:p>
     <w:p>
       <w:pPr>
@@ -6218,6 +6229,18 @@
         </w:rPr>
         <w:t xml:space="preserve"> Anexo 1. </w:t>
       </w:r>
+      <w:r>
+        <w:rPr>
+          <w:lang w:val="es-419" w:eastAsia="es-CO"/>
+        </w:rPr>
+        <w:t>Norma Técnica Sectorial Colombiana NTSH003</w:t>
+      </w:r>
+      <w:r>
+        <w:rPr>
+          <w:lang w:val="es-419" w:eastAsia="es-CO"/>
+        </w:rPr>
+        <w:t>.</w:t>
+      </w:r>
     </w:p>
     <w:p>
       <w:pPr>
@@ -6343,7 +6366,6 @@
           <w:bCs/>
           <w:lang w:val="es-419" w:eastAsia="es-CO"/>
         </w:rPr>
-        <w:lastRenderedPageBreak/>
         <w:t>Disponibilidad de la habitación</w:t>
       </w:r>
     </w:p>
@@ -6546,6 +6568,20 @@
     </w:p>
     <w:p>
       <w:pPr>
+        <w:rPr>
+          <w:lang w:val="es-419" w:eastAsia="es-CO"/>
+        </w:rPr>
+      </w:pPr>
+    </w:p>
+    <w:p>
+      <w:pPr>
+        <w:rPr>
+          <w:lang w:val="es-419" w:eastAsia="es-CO"/>
+        </w:rPr>
+      </w:pPr>
+    </w:p>
+    <w:p>
+      <w:pPr>
         <w:pStyle w:val="Prrafodelista"/>
         <w:numPr>
           <w:ilvl w:val="0"/>
@@ -6563,6 +6599,7 @@
           <w:bCs/>
           <w:lang w:val="es-419" w:eastAsia="es-CO"/>
         </w:rPr>
+        <w:lastRenderedPageBreak/>
         <w:t>Informe de ocupación</w:t>
       </w:r>
     </w:p>
@@ -6578,14 +6615,7 @@
         <w:rPr>
           <w:lang w:val="es-419" w:eastAsia="es-CO"/>
         </w:rPr>
-        <w:t xml:space="preserve">Es la información interna que detalla la disponibilidad y el estado de las habitaciones. El personal de recepción la consulta y actualiza, ya sea a </w:t>
-      </w:r>
-      <w:r>
-        <w:rPr>
-          <w:lang w:val="es-419" w:eastAsia="es-CO"/>
-        </w:rPr>
-        <w:lastRenderedPageBreak/>
-        <w:t xml:space="preserve">través del sistema o de forma manual en el </w:t>
+        <w:t xml:space="preserve">Es la información interna que detalla la disponibilidad y el estado de las habitaciones. El personal de recepción la consulta y actualiza, ya sea a través del sistema o de forma manual en el </w:t>
       </w:r>
       <w:r>
         <w:rPr>
@@ -6721,6 +6751,7 @@
         <w:rPr>
           <w:lang w:val="es-419" w:eastAsia="es-CO"/>
         </w:rPr>
+        <w:lastRenderedPageBreak/>
         <w:t>Es fundamental informar al huésped, de manera clara, el propósito de dicha solicitud. Si el cliente elige como medio de pago una tarjeta, se le debe explicar que esta opción generalmente implica lo siguiente</w:t>
       </w:r>
       <w:r>
@@ -6729,15 +6760,6 @@
         </w:rPr>
         <w:t>.</w:t>
       </w:r>
-    </w:p>
-    <w:p>
-      <w:pPr>
-        <w:pStyle w:val="Prrafodelista"/>
-        <w:ind w:left="1429" w:firstLine="0"/>
-        <w:rPr>
-          <w:lang w:val="es-419" w:eastAsia="es-CO"/>
-        </w:rPr>
-      </w:pPr>
     </w:p>
     <w:p>
       <w:pPr>
@@ -6759,7 +6781,6 @@
           <w:bCs/>
           <w:lang w:val="es-419" w:eastAsia="es-CO"/>
         </w:rPr>
-        <w:lastRenderedPageBreak/>
         <w:t>Garantía de pago</w:t>
       </w:r>
     </w:p>
@@ -6966,6 +6987,7 @@
         <w:rPr>
           <w:lang w:val="es-419" w:eastAsia="es-CO"/>
         </w:rPr>
+        <w:lastRenderedPageBreak/>
         <w:t>Brindar indicaciones claras que permitan al cliente localizar fácilmente su alojamiento.</w:t>
       </w:r>
     </w:p>
@@ -6984,7 +7006,6 @@
         <w:rPr>
           <w:lang w:val="es-419" w:eastAsia="es-CO"/>
         </w:rPr>
-        <w:lastRenderedPageBreak/>
         <w:t>Realizar cambios de habitación conforme al protocolo de servicio definido.</w:t>
       </w:r>
     </w:p>
@@ -7097,12 +7118,15 @@
       <w:pPr>
         <w:pStyle w:val="Ttulo1"/>
       </w:pPr>
-      <w:bookmarkStart w:id="12" w:name="_Toc204802752"/>
+      <w:bookmarkStart w:id="13" w:name="_Toc205809385"/>
       <w:r>
         <w:lastRenderedPageBreak/>
         <w:t>Sistema de Información de Alojamiento Turístico</w:t>
       </w:r>
-      <w:bookmarkEnd w:id="12"/>
+      <w:r>
+        <w:t xml:space="preserve"> (SIAT)</w:t>
+      </w:r>
+      <w:bookmarkEnd w:id="13"/>
     </w:p>
     <w:p>
       <w:pPr>
@@ -7450,16 +7474,28 @@
         </w:rPr>
         <w:t xml:space="preserve"> Anexo 2. </w:t>
       </w:r>
+      <w:r>
+        <w:rPr>
+          <w:lang w:val="es-419" w:eastAsia="es-CO"/>
+        </w:rPr>
+        <w:t>MANUAL SIAT 21Abril 2022</w:t>
+      </w:r>
+      <w:r>
+        <w:rPr>
+          <w:lang w:val="es-419" w:eastAsia="es-CO"/>
+        </w:rPr>
+        <w:t>.</w:t>
+      </w:r>
     </w:p>
     <w:p>
       <w:pPr>
         <w:pStyle w:val="Ttulo2"/>
       </w:pPr>
-      <w:bookmarkStart w:id="13" w:name="_Toc204802753"/>
+      <w:bookmarkStart w:id="14" w:name="_Toc205809386"/>
       <w:r>
         <w:t>Técnicas de recolección de datos</w:t>
       </w:r>
-      <w:bookmarkEnd w:id="13"/>
+      <w:bookmarkEnd w:id="14"/>
     </w:p>
     <w:p>
       <w:pPr>
@@ -7499,6 +7535,20 @@
         </w:rPr>
         <w:t>Algunas técnicas utilizadas para la recolección de datos son las siguientes:</w:t>
       </w:r>
+    </w:p>
+    <w:p>
+      <w:pPr>
+        <w:rPr>
+          <w:lang w:val="es-419" w:eastAsia="es-CO"/>
+        </w:rPr>
+      </w:pPr>
+    </w:p>
+    <w:p>
+      <w:pPr>
+        <w:rPr>
+          <w:lang w:val="es-419" w:eastAsia="es-CO"/>
+        </w:rPr>
+      </w:pPr>
     </w:p>
     <w:p>
       <w:pPr>
@@ -7519,6 +7569,7 @@
           <w:bCs/>
           <w:lang w:val="es-419" w:eastAsia="es-CO"/>
         </w:rPr>
+        <w:lastRenderedPageBreak/>
         <w:t>Registro presencial y manual</w:t>
       </w:r>
     </w:p>
@@ -7534,14 +7585,7 @@
         <w:rPr>
           <w:lang w:val="es-419" w:eastAsia="es-CO"/>
         </w:rPr>
-        <w:t xml:space="preserve">El huésped llega a la recepción y proporciona sus datos de forma directa al personal. Esta técnica tiene como ventaja el contacto directo con el </w:t>
-      </w:r>
-      <w:r>
-        <w:rPr>
-          <w:lang w:val="es-419" w:eastAsia="es-CO"/>
-        </w:rPr>
-        <w:lastRenderedPageBreak/>
-        <w:t>huésped, lo que facilita la personalización de la experiencia. Como desventaja, puede requerir tiempo y generar filas debido a la transcripción manual de los datos.</w:t>
+        <w:t>El huésped llega a la recepción y proporciona sus datos de forma directa al personal. Esta técnica tiene como ventaja el contacto directo con el huésped, lo que facilita la personalización de la experiencia. Como desventaja, puede requerir tiempo y generar filas debido a la transcripción manual de los datos.</w:t>
       </w:r>
     </w:p>
     <w:p>
@@ -7639,11 +7683,11 @@
       <w:pPr>
         <w:pStyle w:val="Ttulo2"/>
       </w:pPr>
-      <w:bookmarkStart w:id="14" w:name="_Toc204802754"/>
+      <w:bookmarkStart w:id="15" w:name="_Toc205809387"/>
       <w:r>
         <w:t>Ley 1581 de 2012 - Ley de protección de datos personales</w:t>
       </w:r>
-      <w:bookmarkEnd w:id="14"/>
+      <w:bookmarkEnd w:id="15"/>
     </w:p>
     <w:p>
       <w:pPr>
@@ -7708,6 +7752,7 @@
         <w:rPr>
           <w:lang w:val="es-419" w:eastAsia="es-CO"/>
         </w:rPr>
+        <w:lastRenderedPageBreak/>
         <w:t>El tratamiento de datos personales debe ser legal, tener una finalidad legítima e informar al titular.</w:t>
       </w:r>
     </w:p>
@@ -7744,7 +7789,6 @@
         <w:rPr>
           <w:lang w:val="es-419" w:eastAsia="es-CO"/>
         </w:rPr>
-        <w:lastRenderedPageBreak/>
         <w:t>El titular tiene derecho a conocer, actualizar y rectificar los datos personales que se hayan recogido sobre él.</w:t>
       </w:r>
     </w:p>
@@ -7901,52 +7945,44 @@
         </w:rPr>
         <w:t xml:space="preserve"> Anexo 3. </w:t>
       </w:r>
-    </w:p>
-    <w:p>
-      <w:pPr>
-        <w:rPr>
-          <w:lang w:val="es-419" w:eastAsia="es-CO"/>
-        </w:rPr>
-      </w:pPr>
-    </w:p>
-    <w:p>
-      <w:pPr>
-        <w:rPr>
-          <w:lang w:val="es-419" w:eastAsia="es-CO"/>
-        </w:rPr>
-      </w:pPr>
-    </w:p>
-    <w:p>
-      <w:pPr>
-        <w:rPr>
-          <w:lang w:val="es-419" w:eastAsia="es-CO"/>
-        </w:rPr>
-      </w:pPr>
+      <w:r>
+        <w:rPr>
+          <w:lang w:val="es-419" w:eastAsia="es-CO"/>
+        </w:rPr>
+        <w:t>Ley_1581_de_2012</w:t>
+      </w:r>
+      <w:r>
+        <w:rPr>
+          <w:lang w:val="es-419" w:eastAsia="es-CO"/>
+        </w:rPr>
+        <w:t xml:space="preserve">. </w:t>
+      </w:r>
     </w:p>
     <w:p>
       <w:pPr>
         <w:spacing w:before="0" w:after="160" w:line="259" w:lineRule="auto"/>
         <w:ind w:firstLine="0"/>
         <w:rPr>
-          <w:b/>
-          <w:bCs/>
-          <w:lang w:val="es-419" w:eastAsia="es-CO"/>
-        </w:rPr>
-      </w:pPr>
-      <w:r>
-        <w:rPr>
-          <w:b/>
-          <w:bCs/>
-          <w:lang w:val="es-419" w:eastAsia="es-CO"/>
-        </w:rPr>
-        <w:br w:type="page"/>
-      </w:r>
+          <w:lang w:val="es-419" w:eastAsia="es-CO"/>
+        </w:rPr>
+      </w:pPr>
+    </w:p>
+    <w:p>
+      <w:pPr>
+        <w:spacing w:before="0" w:after="160" w:line="259" w:lineRule="auto"/>
+        <w:ind w:firstLine="0"/>
+        <w:rPr>
+          <w:b/>
+          <w:bCs/>
+          <w:lang w:val="es-419" w:eastAsia="es-CO"/>
+        </w:rPr>
+      </w:pPr>
     </w:p>
     <w:p>
       <w:pPr>
         <w:pStyle w:val="Ttulo1"/>
       </w:pPr>
-      <w:bookmarkStart w:id="15" w:name="_Toc204802755"/>
+      <w:bookmarkStart w:id="16" w:name="_Toc205809388"/>
       <w:r>
         <w:lastRenderedPageBreak/>
         <w:t xml:space="preserve">Tarjeta de Registro de Alojamiento </w:t>
@@ -7957,7 +7993,7 @@
       <w:r>
         <w:t xml:space="preserve"> TRA</w:t>
       </w:r>
-      <w:bookmarkEnd w:id="15"/>
+      <w:bookmarkEnd w:id="16"/>
     </w:p>
     <w:p>
       <w:pPr>
@@ -8107,11 +8143,14 @@
       <w:pPr>
         <w:pStyle w:val="Ttulo2"/>
       </w:pPr>
-      <w:bookmarkStart w:id="16" w:name="_Toc204802756"/>
+      <w:bookmarkStart w:id="17" w:name="_Toc205809389"/>
       <w:r>
         <w:t>Diligenciamiento de la Tarjeta de Registro de Alojamiento</w:t>
       </w:r>
-      <w:bookmarkEnd w:id="16"/>
+      <w:r>
+        <w:t xml:space="preserve"> (TRA)</w:t>
+      </w:r>
+      <w:bookmarkEnd w:id="17"/>
     </w:p>
     <w:p>
       <w:pPr>
@@ -8166,7 +8205,43 @@
         <w:rPr>
           <w:lang w:val="es-419" w:eastAsia="es-CO"/>
         </w:rPr>
-        <w:t xml:space="preserve"> es necesario contar con un número de registro nacional de turismo activo para acceder a la TRA.</w:t>
+        <w:t xml:space="preserve"> es necesario contar con un número de </w:t>
+      </w:r>
+      <w:r>
+        <w:rPr>
+          <w:lang w:val="es-419" w:eastAsia="es-CO"/>
+        </w:rPr>
+        <w:t>R</w:t>
+      </w:r>
+      <w:r>
+        <w:rPr>
+          <w:lang w:val="es-419" w:eastAsia="es-CO"/>
+        </w:rPr>
+        <w:t xml:space="preserve">egistro </w:t>
+      </w:r>
+      <w:r>
+        <w:rPr>
+          <w:lang w:val="es-419" w:eastAsia="es-CO"/>
+        </w:rPr>
+        <w:t>N</w:t>
+      </w:r>
+      <w:r>
+        <w:rPr>
+          <w:lang w:val="es-419" w:eastAsia="es-CO"/>
+        </w:rPr>
+        <w:t xml:space="preserve">acional de </w:t>
+      </w:r>
+      <w:r>
+        <w:rPr>
+          <w:lang w:val="es-419" w:eastAsia="es-CO"/>
+        </w:rPr>
+        <w:t>T</w:t>
+      </w:r>
+      <w:r>
+        <w:rPr>
+          <w:lang w:val="es-419" w:eastAsia="es-CO"/>
+        </w:rPr>
+        <w:t>urismo activo para acceder a la TRA.</w:t>
       </w:r>
     </w:p>
     <w:p>
@@ -8500,16 +8575,28 @@
         </w:rPr>
         <w:t xml:space="preserve"> Anexo 4. </w:t>
       </w:r>
+      <w:r>
+        <w:rPr>
+          <w:lang w:val="es-419" w:eastAsia="es-CO"/>
+        </w:rPr>
+        <w:t>Manual-Grupo-2-Usuarios-Directos-Conectados</w:t>
+      </w:r>
+      <w:r>
+        <w:rPr>
+          <w:lang w:val="es-419" w:eastAsia="es-CO"/>
+        </w:rPr>
+        <w:t>.</w:t>
+      </w:r>
     </w:p>
     <w:p>
       <w:pPr>
         <w:pStyle w:val="Ttulo2"/>
       </w:pPr>
-      <w:bookmarkStart w:id="17" w:name="_Toc204802757"/>
+      <w:bookmarkStart w:id="18" w:name="_Toc205809390"/>
       <w:r>
         <w:t>Tipos de documentos de identidad</w:t>
       </w:r>
-      <w:bookmarkEnd w:id="17"/>
+      <w:bookmarkEnd w:id="18"/>
     </w:p>
     <w:p>
       <w:pPr>
@@ -8541,6 +8628,7 @@
           <w:bCs/>
           <w:lang w:val="es-419" w:eastAsia="es-CO"/>
         </w:rPr>
+        <w:lastRenderedPageBreak/>
         <w:t>Personas de nacionalidad colombiana:</w:t>
       </w:r>
       <w:r>
@@ -8567,7 +8655,6 @@
           <w:bCs/>
           <w:lang w:val="es-419" w:eastAsia="es-CO"/>
         </w:rPr>
-        <w:lastRenderedPageBreak/>
         <w:t>Personas extranjeras en territorio colombiano:</w:t>
       </w:r>
       <w:r>
@@ -8629,7 +8716,7 @@
         <w:rPr>
           <w:lang w:val="es-419" w:eastAsia="es-CO"/>
         </w:rPr>
-        <w:t xml:space="preserve"> Migración Colombia también otorga este permiso a ciudadanos de ciertas nacionalidades que no requieren visa de turismo. El PIP, en la mayoría de los casos, tiene una vigencia de 90 días calendario. Los establecimientos de alojamiento y hospedaje, de acuerdo con las normas migratorias, deben realizar el respectivo registro del hotel, hostal o vivienda turística en la plataforma SIRE de Migración Colombia, la cual lleva el registro oficial de extranjeros en el país.</w:t>
+        <w:t xml:space="preserve"> Migración Colombia también otorga este permiso a ciudadanos de ciertas nacionalidades que no requieren visa de turismo. El PIP, en la mayoría de los casos, tiene una vigencia de 90 días calendario. </w:t>
       </w:r>
     </w:p>
     <w:p>
@@ -8690,7 +8777,6 @@
         <w:rPr>
           <w:lang w:val="es-419" w:eastAsia="es-CO"/>
         </w:rPr>
-        <w:lastRenderedPageBreak/>
         <w:t>No realizar el registro dentro de la primera hora de su llegada.</w:t>
       </w:r>
     </w:p>
@@ -8709,6 +8795,7 @@
         <w:rPr>
           <w:lang w:val="es-419" w:eastAsia="es-CO"/>
         </w:rPr>
+        <w:lastRenderedPageBreak/>
         <w:t>No verificar la nacionalidad del cliente en la plataforma.</w:t>
       </w:r>
     </w:p>
@@ -8788,11 +8875,11 @@
       <w:pPr>
         <w:pStyle w:val="Ttulo2"/>
       </w:pPr>
-      <w:bookmarkStart w:id="18" w:name="_Toc204802758"/>
+      <w:bookmarkStart w:id="19" w:name="_Toc205809391"/>
       <w:r>
         <w:t>Equivalencias de documentos</w:t>
       </w:r>
-      <w:bookmarkEnd w:id="18"/>
+      <w:bookmarkEnd w:id="19"/>
     </w:p>
     <w:p>
       <w:pPr>
@@ -8928,11 +9015,11 @@
       <w:pPr>
         <w:pStyle w:val="Ttulo2"/>
       </w:pPr>
-      <w:bookmarkStart w:id="19" w:name="_Toc204802759"/>
+      <w:bookmarkStart w:id="20" w:name="_Toc205809392"/>
       <w:r>
         <w:t>Permisos especiales para el registro en la TRA</w:t>
       </w:r>
-      <w:bookmarkEnd w:id="19"/>
+      <w:bookmarkEnd w:id="20"/>
     </w:p>
     <w:p>
       <w:pPr>
@@ -9270,7 +9357,7 @@
       <w:pPr>
         <w:pStyle w:val="Ttulo2"/>
       </w:pPr>
-      <w:bookmarkStart w:id="20" w:name="_Toc204802760"/>
+      <w:bookmarkStart w:id="21" w:name="_Toc205809393"/>
       <w:r>
         <w:lastRenderedPageBreak/>
         <w:t xml:space="preserve">Tipos de fraude en el registro de </w:t>
@@ -9281,7 +9368,7 @@
         </w:rPr>
         <w:t>check-in</w:t>
       </w:r>
-      <w:bookmarkEnd w:id="20"/>
+      <w:bookmarkEnd w:id="21"/>
     </w:p>
     <w:p>
       <w:pPr>
@@ -9586,11 +9673,11 @@
       <w:pPr>
         <w:pStyle w:val="Ttulo2"/>
       </w:pPr>
-      <w:bookmarkStart w:id="21" w:name="_Toc204802761"/>
+      <w:bookmarkStart w:id="22" w:name="_Toc205809394"/>
       <w:r>
         <w:t>Condiciones del servicio</w:t>
       </w:r>
-      <w:bookmarkEnd w:id="21"/>
+      <w:bookmarkEnd w:id="22"/>
     </w:p>
     <w:p>
       <w:pPr>
@@ -10126,11 +10213,11 @@
       <w:pPr>
         <w:pStyle w:val="Ttulo2"/>
       </w:pPr>
-      <w:bookmarkStart w:id="22" w:name="_Toc204802762"/>
+      <w:bookmarkStart w:id="23" w:name="_Toc205809395"/>
       <w:r>
         <w:t>Prevención de la Explotación Sexual Comercial de Niñas, Niños y Adolescentes (ESCCNA)</w:t>
       </w:r>
-      <w:bookmarkEnd w:id="22"/>
+      <w:bookmarkEnd w:id="23"/>
     </w:p>
     <w:p>
       <w:pPr>
@@ -10304,9 +10391,28 @@
         </w:rPr>
         <w:t>.</w:t>
       </w:r>
-    </w:p>
-    <w:p>
-      <w:pPr>
+      <w:r>
+        <w:rPr>
+          <w:lang w:val="es-419" w:eastAsia="es-CO"/>
+        </w:rPr>
+        <w:t xml:space="preserve"> </w:t>
+      </w:r>
+      <w:r>
+        <w:rPr>
+          <w:lang w:val="es-419" w:eastAsia="es-CO"/>
+        </w:rPr>
+        <w:t>MANUAL-DE-BUENAS-PRACTICAS</w:t>
+      </w:r>
+      <w:r>
+        <w:rPr>
+          <w:lang w:val="es-419" w:eastAsia="es-CO"/>
+        </w:rPr>
+        <w:t xml:space="preserve">. </w:t>
+      </w:r>
+    </w:p>
+    <w:p>
+      <w:pPr>
+        <w:ind w:firstLine="0"/>
         <w:rPr>
           <w:lang w:val="es-419" w:eastAsia="es-CO"/>
         </w:rPr>
@@ -10316,12 +10422,12 @@
       <w:pPr>
         <w:pStyle w:val="Ttulo1"/>
       </w:pPr>
-      <w:bookmarkStart w:id="23" w:name="_Toc204802763"/>
+      <w:bookmarkStart w:id="24" w:name="_Toc205809396"/>
       <w:r>
         <w:lastRenderedPageBreak/>
         <w:t>Sistema de control de llaves</w:t>
       </w:r>
-      <w:bookmarkEnd w:id="23"/>
+      <w:bookmarkEnd w:id="24"/>
     </w:p>
     <w:p>
       <w:pPr>
@@ -10366,11 +10472,11 @@
       <w:pPr>
         <w:pStyle w:val="Ttulo2"/>
       </w:pPr>
-      <w:bookmarkStart w:id="24" w:name="_Toc204802764"/>
+      <w:bookmarkStart w:id="25" w:name="_Toc205809397"/>
       <w:r>
         <w:t>Procedimiento</w:t>
       </w:r>
-      <w:bookmarkEnd w:id="24"/>
+      <w:bookmarkEnd w:id="25"/>
     </w:p>
     <w:p>
       <w:pPr>
@@ -10612,12 +10718,12 @@
         </w:numPr>
         <w:ind w:left="709"/>
       </w:pPr>
-      <w:bookmarkStart w:id="25" w:name="_Toc204802765"/>
+      <w:bookmarkStart w:id="26" w:name="_Toc205809398"/>
       <w:r>
         <w:lastRenderedPageBreak/>
         <w:t>Síntesis</w:t>
       </w:r>
-      <w:bookmarkEnd w:id="25"/>
+      <w:bookmarkEnd w:id="26"/>
     </w:p>
     <w:p>
       <w:pPr>
@@ -10730,12 +10836,12 @@
         </w:numPr>
         <w:ind w:left="709"/>
       </w:pPr>
-      <w:bookmarkStart w:id="26" w:name="_Toc204802766"/>
+      <w:bookmarkStart w:id="27" w:name="_Toc205809399"/>
       <w:r>
         <w:lastRenderedPageBreak/>
         <w:t>Material complementario</w:t>
       </w:r>
-      <w:bookmarkEnd w:id="26"/>
+      <w:bookmarkEnd w:id="27"/>
     </w:p>
     <w:tbl>
       <w:tblPr>
@@ -10971,12 +11077,12 @@
         </w:numPr>
         <w:ind w:left="709"/>
       </w:pPr>
-      <w:bookmarkStart w:id="27" w:name="_Toc204802767"/>
+      <w:bookmarkStart w:id="28" w:name="_Toc205809400"/>
       <w:r>
         <w:lastRenderedPageBreak/>
         <w:t>Glosario</w:t>
       </w:r>
-      <w:bookmarkEnd w:id="27"/>
+      <w:bookmarkEnd w:id="28"/>
     </w:p>
     <w:p>
       <w:pPr>
@@ -11353,12 +11459,12 @@
         </w:numPr>
         <w:ind w:left="709"/>
       </w:pPr>
-      <w:bookmarkStart w:id="28" w:name="_Toc204802768"/>
+      <w:bookmarkStart w:id="29" w:name="_Toc205809401"/>
       <w:r>
         <w:lastRenderedPageBreak/>
         <w:t>Referencias bibliográficas</w:t>
       </w:r>
-      <w:bookmarkEnd w:id="28"/>
+      <w:bookmarkEnd w:id="29"/>
     </w:p>
     <w:p>
       <w:pPr>
@@ -12880,12 +12986,12 @@
         </w:numPr>
         <w:ind w:left="709"/>
       </w:pPr>
-      <w:bookmarkStart w:id="29" w:name="_Toc204802769"/>
+      <w:bookmarkStart w:id="30" w:name="_Toc205809402"/>
       <w:r>
         <w:lastRenderedPageBreak/>
         <w:t>Créditos</w:t>
       </w:r>
-      <w:bookmarkEnd w:id="29"/>
+      <w:bookmarkEnd w:id="30"/>
     </w:p>
     <w:tbl>
       <w:tblPr>
@@ -23721,6 +23827,10 @@
 </file>
 
 <file path=customXml/item1.xml><?xml version="1.0" encoding="utf-8"?>
+<b:Sources xmlns:b="http://schemas.openxmlformats.org/officeDocument/2006/bibliography" xmlns="http://schemas.openxmlformats.org/officeDocument/2006/bibliography" SelectedStyle="\APASixthEditionOfficeOnline.xsl" StyleName="APA" Version="6"/>
+</file>
+
+<file path=customXml/item2.xml><?xml version="1.0" encoding="utf-8"?>
 <?mso-contentType ?>
 <FormTemplates xmlns="http://schemas.microsoft.com/sharepoint/v3/contenttype/forms">
   <Display>DocumentLibraryForm</Display>
@@ -23729,22 +23839,7 @@
 </FormTemplates>
 </file>
 
-<file path=customXml/item2.xml><?xml version="1.0" encoding="utf-8"?>
-<b:Sources xmlns:b="http://schemas.openxmlformats.org/officeDocument/2006/bibliography" xmlns="http://schemas.openxmlformats.org/officeDocument/2006/bibliography" SelectedStyle="\APASixthEditionOfficeOnline.xsl" StyleName="APA" Version="6"/>
-</file>
-
 <file path=customXml/item3.xml><?xml version="1.0" encoding="utf-8"?>
-<p:properties xmlns:p="http://schemas.microsoft.com/office/2006/metadata/properties" xmlns:xsi="http://www.w3.org/2001/XMLSchema-instance" xmlns:pc="http://schemas.microsoft.com/office/infopath/2007/PartnerControls">
-  <documentManagement>
-    <TaxCatchAll xmlns="cb45339b-ced9-4d0d-8f64-77573914d53b" xsi:nil="true"/>
-    <lcf76f155ced4ddcb4097134ff3c332f xmlns="43a3ca16-9c26-4813-b83f-4aec9927b43f">
-      <Terms xmlns="http://schemas.microsoft.com/office/infopath/2007/PartnerControls"/>
-    </lcf76f155ced4ddcb4097134ff3c332f>
-  </documentManagement>
-</p:properties>
-</file>
-
-<file path=customXml/item4.xml><?xml version="1.0" encoding="utf-8"?>
 <ct:contentTypeSchema xmlns:ct="http://schemas.microsoft.com/office/2006/metadata/contentType" xmlns:ma="http://schemas.microsoft.com/office/2006/metadata/properties/metaAttributes" ct:_="" ma:_="" ma:contentTypeName="Documento" ma:contentTypeID="0x01010049282E1EDBE9234EA9E6D38F720E265F" ma:contentTypeVersion="15" ma:contentTypeDescription="Crear nuevo documento." ma:contentTypeScope="" ma:versionID="b31c7aa9eaf043a08b87120b3c4916e3">
   <xsd:schema xmlns:xsd="http://www.w3.org/2001/XMLSchema" xmlns:xs="http://www.w3.org/2001/XMLSchema" xmlns:p="http://schemas.microsoft.com/office/2006/metadata/properties" xmlns:ns2="cb45339b-ced9-4d0d-8f64-77573914d53b" xmlns:ns3="43a3ca16-9c26-4813-b83f-4aec9927b43f" targetNamespace="http://schemas.microsoft.com/office/2006/metadata/properties" ma:root="true" ma:fieldsID="3533d065b04d75c457075bc55f1f5315" ns2:_="" ns3:_="">
     <xsd:import namespace="cb45339b-ced9-4d0d-8f64-77573914d53b"/>
@@ -23979,7 +24074,26 @@
 </ct:contentTypeSchema>
 </file>
 
+<file path=customXml/item4.xml><?xml version="1.0" encoding="utf-8"?>
+<p:properties xmlns:p="http://schemas.microsoft.com/office/2006/metadata/properties" xmlns:xsi="http://www.w3.org/2001/XMLSchema-instance" xmlns:pc="http://schemas.microsoft.com/office/infopath/2007/PartnerControls">
+  <documentManagement>
+    <TaxCatchAll xmlns="cb45339b-ced9-4d0d-8f64-77573914d53b" xsi:nil="true"/>
+    <lcf76f155ced4ddcb4097134ff3c332f xmlns="43a3ca16-9c26-4813-b83f-4aec9927b43f">
+      <Terms xmlns="http://schemas.microsoft.com/office/infopath/2007/PartnerControls"/>
+    </lcf76f155ced4ddcb4097134ff3c332f>
+  </documentManagement>
+</p:properties>
+</file>
+
 <file path=customXml/itemProps1.xml><?xml version="1.0" encoding="utf-8"?>
+<ds:datastoreItem xmlns:ds="http://schemas.openxmlformats.org/officeDocument/2006/customXml" ds:itemID="{A9F2CEBA-C824-4C86-81A8-E32CBD0EB92D}">
+  <ds:schemaRefs>
+    <ds:schemaRef ds:uri="http://schemas.openxmlformats.org/officeDocument/2006/bibliography"/>
+  </ds:schemaRefs>
+</ds:datastoreItem>
+</file>
+
+<file path=customXml/itemProps2.xml><?xml version="1.0" encoding="utf-8"?>
 <ds:datastoreItem xmlns:ds="http://schemas.openxmlformats.org/officeDocument/2006/customXml" ds:itemID="{D00A4A46-BDBD-48AC-87B9-2BA42D9CC06F}">
   <ds:schemaRefs>
     <ds:schemaRef ds:uri="http://schemas.microsoft.com/sharepoint/v3/contenttype/forms"/>
@@ -23987,26 +24101,7 @@
 </ds:datastoreItem>
 </file>
 
-<file path=customXml/itemProps2.xml><?xml version="1.0" encoding="utf-8"?>
-<ds:datastoreItem xmlns:ds="http://schemas.openxmlformats.org/officeDocument/2006/customXml" ds:itemID="{A9F2CEBA-C824-4C86-81A8-E32CBD0EB92D}">
-  <ds:schemaRefs>
-    <ds:schemaRef ds:uri="http://schemas.openxmlformats.org/officeDocument/2006/bibliography"/>
-  </ds:schemaRefs>
-</ds:datastoreItem>
-</file>
-
 <file path=customXml/itemProps3.xml><?xml version="1.0" encoding="utf-8"?>
-<ds:datastoreItem xmlns:ds="http://schemas.openxmlformats.org/officeDocument/2006/customXml" ds:itemID="{26259216-AD86-464A-AEAD-95B1F9E17392}">
-  <ds:schemaRefs>
-    <ds:schemaRef ds:uri="http://schemas.microsoft.com/office/2006/metadata/properties"/>
-    <ds:schemaRef ds:uri="http://schemas.microsoft.com/office/infopath/2007/PartnerControls"/>
-    <ds:schemaRef ds:uri="cb45339b-ced9-4d0d-8f64-77573914d53b"/>
-    <ds:schemaRef ds:uri="43a3ca16-9c26-4813-b83f-4aec9927b43f"/>
-  </ds:schemaRefs>
-</ds:datastoreItem>
-</file>
-
-<file path=customXml/itemProps4.xml><?xml version="1.0" encoding="utf-8"?>
 <ds:datastoreItem xmlns:ds="http://schemas.openxmlformats.org/officeDocument/2006/customXml" ds:itemID="{0BC4A0A4-89EA-4C0C-9011-C1B351E892BC}">
   <ds:schemaRefs>
     <ds:schemaRef ds:uri="http://schemas.microsoft.com/office/2006/metadata/contentType"/>
@@ -24023,4 +24118,15 @@
     <ds:schemaRef ds:uri="http://schemas.microsoft.com/internal/obd"/>
   </ds:schemaRefs>
 </ds:datastoreItem>
+</file>
+
+<file path=customXml/itemProps4.xml><?xml version="1.0" encoding="utf-8"?>
+<ds:datastoreItem xmlns:ds="http://schemas.openxmlformats.org/officeDocument/2006/customXml" ds:itemID="{26259216-AD86-464A-AEAD-95B1F9E17392}">
+  <ds:schemaRefs>
+    <ds:schemaRef ds:uri="http://schemas.microsoft.com/office/2006/metadata/properties"/>
+    <ds:schemaRef ds:uri="http://schemas.microsoft.com/office/infopath/2007/PartnerControls"/>
+    <ds:schemaRef ds:uri="cb45339b-ced9-4d0d-8f64-77573914d53b"/>
+    <ds:schemaRef ds:uri="43a3ca16-9c26-4813-b83f-4aec9927b43f"/>
+  </ds:schemaRefs>
+</ds:datastoreItem>
 </file>